--- a/docs/exposition/downloads/CTM_analysis_sr.docx
+++ b/docs/exposition/downloads/CTM_analysis_sr.docx
@@ -27,7 +27,7 @@
       <w:r>
         <w:t>Пројекат: Хришћанима трећег миленијума</w:t>
         <w:br/>
-        <w:t>Аутор пројекта: Јерођакон Пантелејмон (Ађинђал)</w:t>
+        <w:t>Аутор пројекта: јерођакон Пантелејмон (Ађинђал)</w:t>
         <w:br/>
         <w:t>Излагање и анализа припремљени уз ChatGPT</w:t>
       </w:r>
@@ -380,10 +380,7 @@
     </w:p>
     <w:p>
       <w:r>
-        <w:rPr>
-          <w:b w:val="0"/>
-        </w:rPr>
-        <w:t>Главно достигнуће пројекта видим у повезивању три питања о којима се лако расправља одвојено: из чега човек живи, може ли сам одговорити и који друштвени услови чине такав одговор могућим. Главна тешкоћа је у доказивању прелаза између ових питања. Немогућност апсолутног самоутемељења још захтева посебан прелаз ка личном Богу; структурна аналогија са Тројицом захтева проверу; снажна дијагностика људске праксе није доказ спасења.</w:t>
+        <w:t>Једно од значајних достигнућа пројекта јесте повезивање три питања која се често разматрају одвојено: из чега човек живи, може ли постати аутор сопственог одговора и који друштвени услови чине такав одговор могућим. Главна тешкоћа је у доказивању прелаза између ових питања. Немогућност апсолутног самоутемељења још захтева посебан прелаз ка личном Богу; структурна аналогија са Тројицом захтева проверу; снажна дијагностика људске праксе није доказ спасења.</w:t>
       </w:r>
     </w:p>
     <w:p>
@@ -528,10 +525,7 @@
     </w:p>
     <w:p>
       <w:r>
-        <w:rPr>
-          <w:b w:val="0"/>
-        </w:rPr>
-        <w:t>То проширује питање истине, али не укида тачност исказа. Ако су чињенице погрешне, спремност да се живи „по истини“ може значити само доследно слеђење заблуде. Зато снажно читање ХТТ повезује проверљивост судова са егзистенцијалном спремношћу да се прихвате њихове последице. У III тому та веза заштићена је захтевом да се разликују чињеница, тумачење, норма, пројекат и прогноза.</w:t>
+        <w:t>То проширује питање истине, али не укида тачност исказа. Ако су чињенице погрешне, спремност да се живи „по истини“ може значити само доследно слеђење заблуде. У овде предложеном тумачењу ХТТ зато повезује проверљивост судова са егзистенцијалном спремношћу да се прихвате њихове последице. У III тому та веза заштићена је захтевом да се разликују чињеница, тумачење, норма, пројекат и прогноза.</w:t>
       </w:r>
     </w:p>
     <w:p>
@@ -666,10 +660,7 @@
     </w:p>
     <w:p>
       <w:r>
-        <w:rPr>
-          <w:b w:val="0"/>
-        </w:rPr>
-        <w:t>Ово разликовање неопходно је и за разумевање образа Божијег. Могућност одговора не нестаје аутоматски при погрешном одговору; иначе би одговорност за зло постала неразумљива. Треба разликовати постојање способности, њену стварну актуализацију и квалитет усмерења. При томе низ формулација I тома употребљава „субјектност“ у строжем, нормативно засићеном смислу — као већ исправан однос према Реалности. То је значајна промена нагласка којој ћемо се вратити у критичком делу. [III, §§11–13, 125; II, „Онтогенеза субјектности“, §15.]</w:t>
+        <w:t>Ово разликовање неопходно је и за разумевање образа Божијег. Могућност одговора не нестаје аутоматски при погрешном одговору; иначе би одговорност за зло постала неразумљива. Треба разликовати постојање способности, њену стварну актуализацију и квалитет усмерења. При томе низ формулација I тома употребљава „субјектност“ у строжем, нормативно засићеном смислу — као већ исправан однос према Реалности. То је значајна промена нагласка која се разматра у критичком делу. [III, §§11–13, 125; II, „Онтогенеза субјектности“, §15.]</w:t>
       </w:r>
     </w:p>
     <w:p>
@@ -944,10 +935,7 @@
     </w:p>
     <w:p>
       <w:r>
-        <w:rPr>
-          <w:b w:val="0"/>
-        </w:rPr>
-        <w:t>Прихватање себе у таквом процесу не значи самозадовољство. Човек прихвата носиоца своје историје да би стекао могућност да је настави и промени. Идентитет настаје као континуитет одговора: мењајући се, могу да признам ранији поступак као свој, исправим његове последице и не припишем прошлост неком туђем човеку који сам тобоже некада био.</w:t>
+        <w:t>Прихватање себе у таквом процесу не значи самозадовољство. Човек прихвата носиоца своје историје да би стекао могућност да је настави и промени. Идентитет настаје као континуитет одговора: мењајући се, човек може да призна ранији поступак као свој, исправи његове последице и не припише прошлост неком туђем човеку који је тобоже некада био.</w:t>
       </w:r>
     </w:p>
     <w:p>
@@ -1212,10 +1200,7 @@
     </w:p>
     <w:p>
       <w:r>
-        <w:rPr>
-          <w:b w:val="0"/>
-        </w:rPr>
-        <w:t>Једна од најсадржајнијих формулација II тома разликује апсолутност Бога и апсолутни значај личности за Бога. Човек је коначан и створен. Али његова коначност не значи да је заменљив или да се може жртвовати безличној целини као потрошни материјал.</w:t>
+        <w:t>У II тому разликују се апсолутност Бога и апсолутни значај личности за Бога. Човек је коначан и створен. Али његова коначност не значи да је заменљив или да се може жртвовати безличној целини као потрошни материјал.</w:t>
       </w:r>
     </w:p>
     <w:p>
@@ -1228,10 +1213,7 @@
     </w:p>
     <w:p>
       <w:r>
-        <w:rPr>
-          <w:b w:val="0"/>
-        </w:rPr>
-        <w:t>ХТТ овде нуди снажан богословски основ незаменљивости. Али тврдња да ниједан други филозофски основ незаменљивости није могућ била би посебна, шира теза. За њу није довољно показати снагу хришћанског решења: треба размотрити супарничке аргументе. [II, „Есхатолошка субјектност“, §§11–12.]</w:t>
+        <w:t>У оквиру својих хришћанских претпоставки ХТТ овде нуди богословско утемељење незаменљивости. Али тврдња да ниједан други филозофски основ незаменљивости није могућ била би посебна, шира теза. За њу није довољно показати снагу хришћанског решења: треба размотрити супарничке аргументе. [II, „Есхатолошка субјектност“, §§11–12.]</w:t>
       </w:r>
     </w:p>
     <w:p>
@@ -1286,10 +1268,7 @@
     </w:p>
     <w:p>
       <w:r>
-        <w:rPr>
-          <w:b w:val="0"/>
-        </w:rPr>
-        <w:t>Крст заузима средишње место у ХТТ зато што раздваја верност истини од гаранције сопственог успеха. Ако се истинитим сматра само оно што чува моју снагу, углед и безбедност, последњи основ остајем ја сам. Пракса Крста означава могућност одрицања од тог услова.</w:t>
+        <w:t>Крст заузима средишње место у ХТТ зато што раздваја верност истини од гаранције сопственог успеха. Ако човек сматра истинитим само оно што чува његову снагу, углед и безбедност, он и даље сматра самог себе последњим основом. Пракса Крста означава могућност одрицања од тог услова.</w:t>
       </w:r>
     </w:p>
     <w:p>
@@ -1474,10 +1453,7 @@
     </w:p>
     <w:p>
       <w:r>
-        <w:rPr>
-          <w:b w:val="0"/>
-        </w:rPr>
-        <w:t>Онтолошка комуникација почиње тамо где други може не само да ми саопшти податке него и да промени основе мог разумевања. Признајем да он не постоји као лик у мојој слици света. Његов одговор може открити оно што моја карта не обухвата.</w:t>
+        <w:t>Онтолошка комуникација почиње тамо где сусрет са другим може не само да пружи човеку нове податке него и да промени основе његовог разумевања. То захтева признавање самосталне стварности саговорника, која се не своди на његово место у сопственој слици света. Одговор другог може открити оно што та карта не обухвата.</w:t>
       </w:r>
     </w:p>
     <w:p>
@@ -1554,10 +1530,7 @@
     </w:p>
     <w:p>
       <w:r>
-        <w:rPr>
-          <w:b w:val="0"/>
-        </w:rPr>
-        <w:t>У томе се састоји најрадикалније еклисиолошко питање ХТТ: производи ли црквени живот људе способне да сами одговарају Богу? Његова радикалност не захтева порицање институције. Напротив, од институције захтева да покаже сопствену верност назначењу ради којег постоји.</w:t>
+        <w:t>Једно од средишњих еклисиолошких питања ХТТ може се зато формулисати овако: производи ли црквени живот људе способне да сами одговарају Богу? Таква поставка питања не захтева порицање институције. Она од институције захтева да покаже сопствену верност назначењу ради којег постоји.</w:t>
       </w:r>
     </w:p>
     <w:p>
@@ -2198,10 +2171,7 @@
     </w:p>
     <w:p>
       <w:r>
-        <w:rPr>
-          <w:b w:val="0"/>
-        </w:rPr>
-        <w:t>Најснажнији приговор није порицање сваке стварности. Он гласи: зашто се признавање погрешивости карата не може спојити са ограниченим, преиспитивим критеријумима без јединственог максималног Основа? Одговор ХТТ позива се на регрес критеријума и опасност апсолутизовања појединачног. Да би се расправа довршила, треба показати зашто тај регрес захтева управо лични основ и како човеково обраћање њему избегава претварање сопствене слике Бога у још једну карту заштићену од провере.</w:t>
+        <w:t>Један од значајних приговора није порицање сваке стварности. Он гласи: зашто се признавање погрешивости карата не може спојити са ограниченим, преиспитивим критеријумима без јединственог максималног Основа? Одговор ХТТ позива се на регрес критеријума и опасност апсолутизовања појединачног. Да би се расправа довршила, треба показати зашто тај регрес захтева управо лични основ и како човеково обраћање њему избегава претварање сопствене слике Бога у још једну карту заштићену од провере.</w:t>
       </w:r>
     </w:p>
     <w:p>
@@ -2578,10 +2548,7 @@
     </w:p>
     <w:p>
       <w:r>
-        <w:rPr>
-          <w:b w:val="0"/>
-        </w:rPr>
-        <w:t>Најобухватнија реконструкција ХТТ гласи: човек прима биће, али је позван да сам одговори; сопствени одговор захтева разликовање Реалности и своје карте, прихватање последица и отвореност корекцији; хришћанство открива крајњи основ тог одговора у Тројичном Богу и његово назначење у вечној заједници; историјски облици подлежу оцени по томе да ли чине такав одговор могућим.</w:t>
+        <w:t>Средишња теза ХТТ може се реконструисати на следећи начин: човек прима биће, али је позван да сам одговори; сопствени одговор захтева разликовање Реалности и своје карте, прихватање последица и отвореност корекцији; хришћанство открива крајњи основ тог одговора у Тројичном Богу и његово назначење у вечној заједници; историјски облици подлежу оцени по томе да ли чине такав одговор могућим.</w:t>
       </w:r>
     </w:p>
     <w:p>
@@ -3563,7 +3530,7 @@
         <w:rPr>
           <w:b w:val="0"/>
         </w:rPr>
-        <w:t xml:space="preserve"> Јерођакон Пантелејмон (Ађинђал). „Хришћанима трећег миленијума. Размишљања абхаског изгнаника“. Потпуна руска редакција са „Огледом из примењене метафизике субјекта“, богословским циклусом и прилозима. У садржају ове редакције „Оглед…“ почиње на стр.5; „Полазна. Некада изворна“ — на стр.39; „О природи вере“ — на стр.50; „Ка метафизици личности“ — на стр.64; „Језик Бога“ — на стр.77; „Функције Цркве“ — на стр.85; „Ка онтологији Логоса“ — на стр.99; „Вера као компетенција“ — на стр.119; „Црква као инфраструктура формирања персоналне есхатологије“ — на стр.135. Унутар анализе предност је дата насловима одељака јер пагинација DOCX зависи од приказа.</w:t>
+        <w:t xml:space="preserve"> јерођакон Пантелејмон (Ађинђал). „Хришћанима трећег миленијума. Размишљања абхаског изгнаника“. Потпуна руска редакција са „Огледом из примењене метафизике субјекта“, богословским циклусом и прилозима. У садржају ове редакције „Оглед…“ почиње на стр.5; „Полазна. Некада изворна“ — на стр.39; „О природи вере“ — на стр.50; „Ка метафизици личности“ — на стр.64; „Језик Бога“ — на стр.77; „Функције Цркве“ — на стр.85; „Ка онтологији Логоса“ — на стр.99; „Вера као компетенција“ — на стр.119; „Црква као инфраструктура формирања персоналне есхатологије“ — на стр.135. Унутар анализе предност је дата насловима одељака јер пагинација DOCX зависи од приказа.</w:t>
       </w:r>
     </w:p>
     <w:p>

--- a/docs/exposition/downloads/CTM_analysis_sr.docx
+++ b/docs/exposition/downloads/CTM_analysis_sr.docx
@@ -1731,18 +1731,12 @@
     </w:p>
     <w:p>
       <w:r>
-        <w:rPr>
-          <w:b w:val="0"/>
-        </w:rPr>
-        <w:t>Главни богословски принцип јесте да се дејство Бога не сме мислити као конкурент људском деловању. Ако благодат исцељује људску природу, резултат је потпунија човекова способност одговарања, а не нестанак аутора одговора.</w:t>
-      </w:r>
-    </w:p>
-    <w:p>
-      <w:r>
-        <w:rPr>
-          <w:b w:val="0"/>
-        </w:rPr>
-        <w:t>Међутим, тиме је формулисан принцип спојивости, а не исцрпна теорија синергије. Како се односе божанско дејство и људска узрочност у конкретном слободном чину? Где се разликују природна способност, благодатно исцељење и лично прихватање? Аутор оставља ова питања отвореним. Зато се благодат у ХТТ не може ни прогласити одсутном, ни проблем сматрати потпуно решеним.</w:t>
+        <w:t>У ХТТ благодат се од почетка претпоставља као услов могућности људског избора и сопственог одговора. У „Интерпретативном услову“ ХТТ I то се изричито односи на све ставове о избору и способности субјекта да заузме одређену позицију. Људско ауторство се стога разматра као остваривање способности деловања коју Бог дарује и исцељује. Дејство Бога не сме се мислити као конкурент људском деловању: исцељење природе значи потпунију човекову способност одговарања, а не нестанак аутора одговора. [ХТТ I, „Интерпретативни услов“; ХТТ III, „У потрази за пневматологијом“, §14.]</w:t>
+      </w:r>
+    </w:p>
+    <w:p>
+      <w:r>
+        <w:t>Притом благодатна могућност људског ауторства не значи благодатну одређеност сваког одговора: човек може дати лажан, разоран и грехован одговор, за чији садржај сноси одговорност. Тиме је у ХТТ одређено место благодати као услова могућности одговора. Отворена остаје исцрпна теорија односа Божанског дејства и људске узрочности у конкретном слободном чину, укључујући разликовање природне способности, благодатног исцељења и личног прихватања. Аутор изричито означава ову границу, која не поништава већ утврђени основ. [ХТТ III, „У потрази за пневматологијом“, §§14, 18.]</w:t>
       </w:r>
     </w:p>
     <w:p>

--- a/docs/exposition/downloads/CTM_analysis_sr.docx
+++ b/docs/exposition/downloads/CTM_analysis_sr.docx
@@ -1731,7 +1731,7 @@
     </w:p>
     <w:p>
       <w:r>
-        <w:t>У ХТТ благодат се од почетка претпоставља као услов могућности људског избора и сопственог одговора. У „Интерпретативном услову“ ХТТ I то се изричито односи на све ставове о избору и способности субјекта да заузме одређену позицију. Људско ауторство се стога разматра као остваривање способности деловања коју Бог дарује и исцељује. Дејство Бога не сме се мислити као конкурент људском деловању: исцељење природе значи потпунију човекову способност одговарања, а не нестанак аутора одговора. [ХТТ I, „Интерпретативни услов“; ХТТ III, „У потрази за пневматологијом“, §14.]</w:t>
+        <w:t>У ХТТ благодат се разматра као хоризонт који дарује Тројични Персонални Бог, у којем постају могући слобода, човечност и сопствени човеков одговор. Ову формулацију аутор је прецизирао приликом припреме садашњег излагања. Не препознајући и не усвајајући хоризонт слободе и човечности који дарује Тројични Персонални Бог, човек ризикује да губи већ достигнуту људску (персоналну) субјектност. Основа овог појашњења налази се у „Интерпретативном услову“ ХТТ I: благодат се претпоставља као услов могућности избора у свим ставовима о избору и способности субјекта да заузме одређену позицију. Људско ауторство се стога разматра као остваривање способности деловања коју Бог дарује и исцељује. Дејство Бога не сме се мислити као конкурент људском деловању: исцељење природе значи потпунију човекову способност одговарања, а не нестанак аутора одговора. [ХТТ I, „Интерпретативни услов“; ХТТ III, „У потрази за пневматологијом“, §14.]</w:t>
       </w:r>
     </w:p>
     <w:p>

--- a/docs/exposition/downloads/CTM_analysis_sr.docx
+++ b/docs/exposition/downloads/CTM_analysis_sr.docx
@@ -427,18 +427,57 @@
     </w:p>
     <w:p>
       <w:r>
+        <w:t>Ту претензију ХТТ повезује са пуноћом људског постојања. Христос не долази да би учврстио човека као послушан елемент већ постојећег поретка. Однос према Христу треба да мења човекову способност да види, разуме, општи, делује и сачува себе пред лицем смрти. Зато пројекат разматра веру као начин бића, а црквени живот као простор његовог формирања. [I, увод у „Оглед из примењене метафизике субјекта“; „Полазна. Некада изворна“; „Функције Цркве“.]</w:t>
+      </w:r>
+    </w:p>
+    <w:p>
+      <w:pPr>
+        <w:pStyle w:val="Heading2"/>
+      </w:pPr>
+      <w:r>
+        <w:t>Зашто је питање о функцији Цркве богословско</w:t>
+      </w:r>
+    </w:p>
+    <w:p>
+      <w:r>
         <w:rPr>
           <w:b w:val="0"/>
         </w:rPr>
-        <w:t>Ту претензију ХТТ повезује са пуноћом човечности. Христос не долази да би учврстио човека као послушан елемент већ постојећег поретка. Однос према Христу треба да мења човекову способност да види, разуме, општи, делује и сачува себе пред лицем смрти. Зато пројекат разматра веру као начин бића, а црквени живот као простор његовог формирања. [I, увод у „Оглед из примењене метафизике субјекта“; „Полазна. Некада изворна“; „Функције Цркве“.]</w:t>
-      </w:r>
+        <w:t>ХТТ се може погрешно прочитати као предлог да се Црква оцењује по стандардима предузећа: колико је људи дошло, колико је услуга пружено, колико су учесници задовољни. Ауторово питање је другачије. Ако се Бог-Логос исповеда као главна делатна Личност црквених тајни, шта то значи за људски живот? Како се учешће у тајни односи према развоју логосне природе човека?</w:t>
+      </w:r>
+    </w:p>
+    <w:p>
+      <w:r>
+        <w:rPr>
+          <w:b w:val="0"/>
+        </w:rPr>
+        <w:t>Функционално питање улази унутар богословља. Оно захтева да се прати веза између исповедања и плода црквеног живота. Човек може знати исправне формуле, а да не уме да разликује истину од сопственог страха. Може бити дисциплинован парохијанин, а да духовном руководиоцу препушта одговорност за све што се догађа. Може говорити о општењу, а сусретати само потврду сопствене слике света. Управо ова одступања постају предмет истраживања.</w:t>
+      </w:r>
+    </w:p>
+    <w:p>
+      <w:r>
+        <w:rPr>
+          <w:b w:val="0"/>
+        </w:rPr>
+        <w:t>При томе посматрање људских резултата не даје истраживачу непосредан приступ дејству благодати. Метод може установити да конкретно устројство руковођења блокира самосталан одговор. Не може на основу тог обележја исцрпно судити о тајни Цркве или о коначној судбини човека. У III тому ово ограничење формулисано је нарочито јасно. [III, одељак XIII; „У потрази за пневматологијом“, §§16–17.]</w:t>
+      </w:r>
+    </w:p>
+    <w:p>
+      <w:bookmarkStart w:id="2" w:name="section_2"/>
+      <w:pPr>
+        <w:pStyle w:val="Heading1"/>
+      </w:pPr>
+      <w:r>
+        <w:t>2 Реалност и људска карта</w:t>
+      </w:r>
+      <w:bookmarkEnd w:id="2"/>
     </w:p>
     <w:p>
       <w:pPr>
         <w:pStyle w:val="Heading2"/>
       </w:pPr>
       <w:r>
-        <w:t>Зашто је питање о функцији Цркве богословско</w:t>
+        <w:t>Реалност претходи човеку</w:t>
       </w:r>
     </w:p>
     <w:p>
@@ -446,7 +485,7 @@
         <w:rPr>
           <w:b w:val="0"/>
         </w:rPr>
-        <w:t>ХТТ се може погрешно прочитати као предлог да се Црква оцењује по стандардима предузећа: колико је људи дошло, колико је услуга пружено, колико су учесници задовољни. Ауторово питање је другачије. Ако се Бог-Логос исповеда као главна делатна Личност црквених тајни, шта то значи за људски живот? Како се учешће у тајни односи према развоју логосне природе човека?</w:t>
+        <w:t>Прва филозофска поставка ХТТ гласи: човек затиче себе у већ постојећој стварности. Његово тело, историја, односи, језик и могућности нису његова првобитна творевина. Он ступа у свет који се опире његовим жељама и може оповргнути његове представе. То је полазни реализам пројекта.</w:t>
       </w:r>
     </w:p>
     <w:p>
@@ -454,7 +493,7 @@
         <w:rPr>
           <w:b w:val="0"/>
         </w:rPr>
-        <w:t>Функционално питање улази унутар богословља. Оно захтева да се прати веза између исповедања и плода црквеног живота. Човек може знати исправне формуле, а да не уме да разликује истину од сопственог страха. Може бити дисциплинован парохијанин, а да духовном руководиоцу препушта одговорност за све што се догађа. Може говорити о општењу, а сусретати само потврду сопствене слике света. Управо ова одступања постају предмет истраживања.</w:t>
+        <w:t>Али из независности Реалности не следи да је човек види непосредно и у целини. Између стварности и деловања налази се слика света коју је човек усвојио. Двоје људи могу знати исти скуп чињеница и живети у различитим световима: један у критици види могућност исправке, други — напад на своје право да постоји. Не разликује се само мишљење о чињеници него и распоред онога што је значајно, опасно, допуштено и могуће.</w:t>
       </w:r>
     </w:p>
     <w:p>
@@ -462,25 +501,86 @@
         <w:rPr>
           <w:b w:val="0"/>
         </w:rPr>
-        <w:t>При томе посматрање људских резултата не даје истраживачу непосредан приступ дејству благодати. Метод може установити да конкретно устројство руковођења блокира самосталан одговор. Не може на основу тог обележја исцрпно судити о тајни Цркве или о коначној судбини човека. У III тому ово ограничење формулисано је нарочито јасно. [III, одељак XIII; „У потрази за пневматологијом“, §§16–17.]</w:t>
-      </w:r>
-    </w:p>
-    <w:p>
-      <w:bookmarkStart w:id="2" w:name="section_2"/>
+        <w:t>Зато ХТТ разликује Реалност и карту. Карта је неопходна: без одабира, разликовања и повезивања нема смисленог деловања. Опасност настаје када карта себе прогласи коначном целином и престане да прима податке о сопственим ограничењима. Грешка тада постаје начин живота. Човек не брани појединачан погрешан суд, него устројство света које му омогућава да остане оно за шта себе сматра. [I, „Оглед…“, гл.1; III, одељак II.]</w:t>
+      </w:r>
+    </w:p>
+    <w:p>
+      <w:pPr>
+        <w:pStyle w:val="Heading2"/>
+      </w:pPr>
+      <w:r>
+        <w:t>Истина као однос и као провера</w:t>
+      </w:r>
+    </w:p>
+    <w:p>
+      <w:r>
+        <w:rPr>
+          <w:b w:val="0"/>
+        </w:rPr>
+        <w:t>У I тому истина се описује кроз признавање Реалности. Реч је о разлици између „знам да се то догодило“ и „пристајем да даљи живот градим узимајући у обзир оно што се догодило“. Човек може у разговору признавати чињеницу пораза, али наставити да доноси одлуке као да пораза није било. Знање још није постало основа деловања.</w:t>
+      </w:r>
+    </w:p>
+    <w:p>
+      <w:r>
+        <w:t>То проширује питање истине, али не укида тачност исказа. Ако су чињенице погрешне, спремност да се живи „по истини“ може значити само доследно слеђење заблуде. У овде предложеном тумачењу ХТТ зато повезује проверљивост судова са егзистенцијалном спремношћу да се прихвате њихове последице. У III тому та веза заштићена је захтевом да се разликују чињеница, тумачење, норма, пројекат и прогноза.</w:t>
+      </w:r>
+    </w:p>
+    <w:p>
+      <w:r>
+        <w:rPr>
+          <w:b w:val="0"/>
+        </w:rPr>
+        <w:t>Овде припада појам информације о несагласности. То је информација која открива јаз између стварности и делатног модела, размере задатка и могућности инструмента, декларисане функције и резултата. Она не саопштава увек готово решење. Понекад се њен једини поуздан садржај састоји у томе да се претходни начин деловања више не може сматрати оправданим.</w:t>
+      </w:r>
+    </w:p>
+    <w:p>
+      <w:pPr>
+        <w:pStyle w:val="Heading2"/>
+      </w:pPr>
+      <w:r>
+        <w:t>Метафизика и делатна онтологија</w:t>
+      </w:r>
+    </w:p>
+    <w:p>
+      <w:r>
+        <w:rPr>
+          <w:b w:val="0"/>
+        </w:rPr>
+        <w:t>На језику ХТТ метафизика задаје крајње претпоставке: шта је у коначном смислу реално, одакле потиче смисао, на чему почива обавезност истине. Делатна онтологија показује како су те претпоставке оваплоћене у фактичком свету субјекта: шта он разликује, које радње може да изврши, коме припада иницијатива.</w:t>
+      </w:r>
+    </w:p>
+    <w:p>
+      <w:r>
+        <w:rPr>
+          <w:b w:val="0"/>
+        </w:rPr>
+        <w:t>На пример, организација проглашава вредност човека, али њено извештавање узима у обзир само број операција. Формално декларисана метафизика и фактички репродукована онтологија разилазе се. У свакодневном деловању човек је присутан као јединица обраде. Да би се стање променило, није довољно понављати декларацију. Треба променити начине виђења, одлучивања, оцењивања и одговорности.</w:t>
+      </w:r>
+    </w:p>
+    <w:p>
+      <w:r>
+        <w:rPr>
+          <w:b w:val="0"/>
+        </w:rPr>
+        <w:t>Примењена метафизика истражује такве везе. Она чини претпоставке видљивим, проверава њихове последице и отвара могућност преиспитивања. То није обећање коначног ослобађања од свих претпоставки: и сам истраживач ради посредством карте. Зато зрео метод мора допуштати исправљање сопствене реконструкције. [I, „Оглед…“, увод и гл.5; III, §§112–114, 132–134.]</w:t>
+      </w:r>
+    </w:p>
+    <w:p>
+      <w:bookmarkStart w:id="3" w:name="section_3"/>
       <w:pPr>
         <w:pStyle w:val="Heading1"/>
       </w:pPr>
       <w:r>
-        <w:t>2 Реалност и људска карта</w:t>
-      </w:r>
-      <w:bookmarkEnd w:id="2"/>
+        <w:t>3 Изведеност и сопствени одговор</w:t>
+      </w:r>
+      <w:bookmarkEnd w:id="3"/>
     </w:p>
     <w:p>
       <w:pPr>
         <w:pStyle w:val="Heading2"/>
       </w:pPr>
       <w:r>
-        <w:t>Реалност претходи човеку</w:t>
+        <w:t>Три значења зависности</w:t>
       </w:r>
     </w:p>
     <w:p>
@@ -488,7 +588,7 @@
         <w:rPr>
           <w:b w:val="0"/>
         </w:rPr>
-        <w:t>Прва филозофска поставка ХТТ гласи: човек затиче себе у већ постојећој стварности. Његово тело, историја, односи, језик и могућности нису његова првобитна творевина. Он ступа у свет који се опире његовим жељама и може оповргнути његове представе. То је полазни реализам пројекта.</w:t>
+        <w:t>Основно питање пројекта може се формулисати овако: како биће које је већ започето постаје оно које започиње? Човек не бира првобитне услове свог појављивања. Али из тога још не следи да се читав његов даљи живот мора разумети искључиво као наставак спољашњих утицаја.</w:t>
       </w:r>
     </w:p>
     <w:p>
@@ -496,7 +596,7 @@
         <w:rPr>
           <w:b w:val="0"/>
         </w:rPr>
-        <w:t>Али из независности Реалности не следи да је човек види непосредно и у целини. Између стварности и деловања налази се слика света коју је човек усвојио. Двоје људи могу знати исти скуп чињеница и живети у различитим световима: један у критици види могућност исправке, други — напад на своје право да постоји. Не разликује се само мишљење о чињеници него и распоред онога што је значајно, опасно, допуштено и могуће.</w:t>
+        <w:t>Овде треба разликовати три односа. Први је примљеност самог постојања. Она се не укида ни слободом, ни зрелошћу, ни обожењем. Други је репродуковање туђих поставки без сопственог прихватања и провере. Управо ту несамосталност пројекат настоји да превазиђе. Трећи је сопствени одговор унутар примљености која остаје: човек прихвата датост, али је не сматра исцрпним аутором свог следећег поступка.</w:t>
       </w:r>
     </w:p>
     <w:p>
@@ -504,7 +604,7 @@
         <w:rPr>
           <w:b w:val="0"/>
         </w:rPr>
-        <w:t>Зато ХТТ разликује Реалност и карту. Карта је неопходна: без одабира, разликовања и повезивања нема смисленог деловања. Опасност настаје када карта себе прогласи коначном целином и престане да прима податке о сопственим ограничењима. Грешка тада постаје начин живота. Човек не брани појединачан погрешан суд, него устројство света које му омогућава да остане оно за шта себе сматра. [I, „Оглед…“, гл.1; III, одељак II.]</w:t>
+        <w:t>Прихватити свој почетак не значи одобрити насиље, неправду или грешку који припадају историји тог почетка. Прихватање установљава са којом стварношћу човек има посла. Одговорност почиње тамо где утврђује шта сада зависи од његовог одговора. То није ретроспективно преузимање кривице за све што није бирао. [II, „Генеза субјектности“, §§5.1–5.2; „Онтогенеза субјектности“, §§2–5.]</w:t>
       </w:r>
     </w:p>
     <w:p>
@@ -512,7 +612,7 @@
         <w:pStyle w:val="Heading2"/>
       </w:pPr>
       <w:r>
-        <w:t>Истина као однос и као провера</w:t>
+        <w:t>Одговор претходи избору</w:t>
       </w:r>
     </w:p>
     <w:p>
@@ -520,12 +620,7 @@
         <w:rPr>
           <w:b w:val="0"/>
         </w:rPr>
-        <w:t>У I тому истина се описује кроз признавање Реалности. Реч је о разлици између „знам да се то догодило“ и „пристајем да даљи живот градим узимајући у обзир оно што се догодило“. Човек може у разговору признавати чињеницу пораза, али наставити да доноси одлуке као да пораза није било. Знање још није постало основа деловања.</w:t>
-      </w:r>
-    </w:p>
-    <w:p>
-      <w:r>
-        <w:t>То проширује питање истине, али не укида тачност исказа. Ако су чињенице погрешне, спремност да се живи „по истини“ може значити само доследно слеђење заблуде. У овде предложеном тумачењу ХТТ зато повезује проверљивост судова са егзистенцијалном спремношћу да се прихвате њихове последице. У III тому та веза заштићена је захтевом да се разликују чињеница, тумачење, норма, пројекат и прогноза.</w:t>
+        <w:t>Уобичајени модел слободе почиње менијем могућности: човек је слободан ако може да бира између А и Б. ХТТ помера пажњу на порекло самог менија. Ко је одредио да су могући само А и Б? Ко је искључио друге варијанте? Може ли човек променити поставку питања?</w:t>
       </w:r>
     </w:p>
     <w:p>
@@ -533,7 +628,15 @@
         <w:rPr>
           <w:b w:val="0"/>
         </w:rPr>
-        <w:t>Овде припада појам информације о несагласности. То је информација која открива јаз између стварности и делатног модела, размере задатка и могућности инструмента, декларисане функције и резултата. Она не саопштава увек готово решење. Понекад се њен једини поуздан садржај састоји у томе да се претходни начин деловања више не може сматрати оправданим.</w:t>
+        <w:t>Лекар који бира између два дозвољена поступка врши стваран избор. Али ако ниједан поступак не одговара стању пацијента, потребна је још једна способност: довести у питање важећу класификацију и постићи њено преиспитивање. То је пример разлике између избора унутар задатог простора и одговора који мења простор могућег.</w:t>
+      </w:r>
+    </w:p>
+    <w:p>
+      <w:r>
+        <w:rPr>
+          <w:b w:val="0"/>
+        </w:rPr>
+        <w:t>Одговор не значи произвољну новину. Необичан поступак може бити случајност, а понављање познатог решења — сопствено одговорно деловање. Важни су ауторство односа према ситуацији, прихватање последица и способност корекције. Човек одговара не зато што је све измислио од почетка, него зато што је усвојио одлуку као своју и остаје њен одговорни носилац.</w:t>
       </w:r>
     </w:p>
     <w:p>
@@ -541,7 +644,7 @@
         <w:pStyle w:val="Heading2"/>
       </w:pPr>
       <w:r>
-        <w:t>Метафизика и делатна онтологија</w:t>
+        <w:t>Субјектност није исто што и врлина</w:t>
       </w:r>
     </w:p>
     <w:p>
@@ -549,7 +652,30 @@
         <w:rPr>
           <w:b w:val="0"/>
         </w:rPr>
-        <w:t>На језику ХТТ метафизика задаје крајње претпоставке: шта је у коначном смислу реално, одакле потиче смисао, на чему почива обавезност истине. Делатна онтологија показује како су те претпоставке оваплоћене у фактичком свету субјекта: шта он разликује, које радње може да изврши, коме припада иницијатива.</w:t>
+        <w:t>У II–III тому субјектност је одвојена од моралне истинитости одговора. Човек може самостално започети разоран пројекат. Може бити паметан, доследан, иницијативан и одговоран у ограниченом смислу, усмеравајући те способности против других. Снага ауторства не потврђује исправност основа.</w:t>
+      </w:r>
+    </w:p>
+    <w:p>
+      <w:r>
+        <w:t>Ово разликовање неопходно је и за разумевање образа Божијег. Могућност одговора не нестаје аутоматски при погрешном одговору; иначе би одговорност за зло постала неразумљива. Треба разликовати постојање способности, њену стварну актуализацију и квалитет усмерења. При томе низ формулација I тома употребљава „субјектност“ у строжем, нормативно засићеном смислу — као већ исправан однос према Реалности. То је значајна промена нагласка која се разматра у критичком делу. [III, §§11–13, 125; II, „Онтогенеза субјектности“, §15.]</w:t>
+      </w:r>
+    </w:p>
+    <w:p>
+      <w:bookmarkStart w:id="4" w:name="section_4"/>
+      <w:pPr>
+        <w:pStyle w:val="Heading1"/>
+      </w:pPr>
+      <w:r>
+        <w:t>4 Аутономија и онтолошко преадресирање</w:t>
+      </w:r>
+      <w:bookmarkEnd w:id="4"/>
+    </w:p>
+    <w:p>
+      <w:pPr>
+        <w:pStyle w:val="Heading2"/>
+      </w:pPr>
+      <w:r>
+        <w:t>Зашто је човеку потребна самосталност</w:t>
       </w:r>
     </w:p>
     <w:p>
@@ -557,7 +683,7 @@
         <w:rPr>
           <w:b w:val="0"/>
         </w:rPr>
-        <w:t>На пример, организација проглашава вредност човека, али њено извештавање узима у обзир само број операција. Формално декларисана метафизика и фактички репродукована онтологија разилазе се. У свакодневном деловању човек је присутан као јединица обраде. Да би се стање променило, није довољно понављати декларацију. Треба променити начине виђења, одлучивања, оцењивања и одговорности.</w:t>
+        <w:t>У I тому настајање субјекта пролази кроз фундацију, самоодређење, деколонизацију личности и развој аутономије. Фундација означава прихватање сопствене позиције; деколонизација — ослобађање од поставки које фактички мисле и одлучују уместо човека. Аутономија омогућава очување позиције под притиском и изградњу сопственог пројекта будућности.</w:t>
       </w:r>
     </w:p>
     <w:p>
@@ -565,25 +691,97 @@
         <w:rPr>
           <w:b w:val="0"/>
         </w:rPr>
-        <w:t>Примењена метафизика истражује такве везе. Она чини претпоставке видљивим, проверава њихове последице и отвара могућност преиспитивања. То није обећање коначног ослобађања од свих претпоставки: и сам истраживач ради посредством карте. Зато зрео метод мора допуштати исправљање сопствене реконструкције. [I, „Оглед…“, увод и гл.5; III, §§112–114, 132–134.]</w:t>
-      </w:r>
-    </w:p>
-    <w:p>
-      <w:bookmarkStart w:id="3" w:name="section_3"/>
+        <w:t>Ова етапа не може се заменити спољашњом наредбом „одреци се себе“. Ако човек још није способан да сам одговара, одрицање од самосталности може учврстити његову зависност од другог човека или институције. Управо зато ХТТ истрајно разликује хришћанско преадресирање од тоталитарног потчињавања.</w:t>
+      </w:r>
+    </w:p>
+    <w:p>
+      <w:r>
+        <w:rPr>
+          <w:b w:val="0"/>
+        </w:rPr>
+        <w:t>Међутим, у I тому самосталност се радикализује до крајње границе: субјект треба да покуша да сопственим снагама одржи универзалну претензију и открије немогућност самоутемељења. Не може се поштено препричати овај текст тврдећи да је захтев за проласком кроз аутономију у потпуности измислио коментатор. Он је изричито присутан у „Огледу…“ и моделу онтолошке терапије. Питање је у тачном значењу те аутономије. [I, „Оглед…“, гл.2, §§2, 7, 9–11; „Црква као инфраструктура…“, тачке 4–7.]</w:t>
+      </w:r>
+    </w:p>
+    <w:p>
+      <w:pPr>
+        <w:pStyle w:val="Heading2"/>
+      </w:pPr>
+      <w:r>
+        <w:t>Граница самоутемељења</w:t>
+      </w:r>
+    </w:p>
+    <w:p>
+      <w:r>
+        <w:rPr>
+          <w:b w:val="0"/>
+        </w:rPr>
+        <w:t>Човек може бити аутор пројекта, али не може учинити себе узроком сопственог постојања, укинути коначност и гарантовати коначни смисао свих последица. Ширење пројекта повећава одговорност и истовремено открива несразмеру између претензије и расположивих снага.</w:t>
+      </w:r>
+    </w:p>
+    <w:p>
+      <w:r>
+        <w:rPr>
+          <w:b w:val="0"/>
+        </w:rPr>
+        <w:t>Ово разматрање има снажно језгро: практична самосталност није исто што и метафизичка самодовољност. Из зависности од услова не следи да човек не делује; из стварности његовог деловања не следи да ни од чега не зависи. ХТТ настоји да истовремено задржи обе стране.</w:t>
+      </w:r>
+    </w:p>
+    <w:p>
+      <w:r>
+        <w:rPr>
+          <w:b w:val="0"/>
+        </w:rPr>
+        <w:t>Снажнија поставка I тома — да сваки субјект мора проћи кроз стварни покушај универзалног самоутемељења — захтева посебно образложење. Може се питати зашто човек не би могао од самог почетка да прихвати коначност и одговорност, не претендујући на апсолутну независност. „Генеза субјектности“ у II тому управо почиње херменеутиком примљености и одговорности. Зато повезано читање корпуса мора разликовати неопходно настајање самосталности и могућу радикалну проверу њене границе.</w:t>
+      </w:r>
+    </w:p>
+    <w:p>
+      <w:pPr>
+        <w:pStyle w:val="Heading2"/>
+      </w:pPr>
+      <w:r>
+        <w:t>Шта се преадресира</w:t>
+      </w:r>
+    </w:p>
+    <w:p>
+      <w:r>
+        <w:rPr>
+          <w:b w:val="0"/>
+        </w:rPr>
+        <w:t>Онтолошко преадресирање означава промену последњег основа живота. Човек престаје да сматра сопствено очување, жељу или историјски успех апсолутним критеријумом. Али одлука остаје његова одлука. Он не преноси одговорност на другога и не добија право да било који поступак оправда позивањем на вишу вољу.</w:t>
+      </w:r>
+    </w:p>
+    <w:p>
+      <w:r>
+        <w:rPr>
+          <w:b w:val="0"/>
+        </w:rPr>
+        <w:t>У хришћанској перспективи адресат је Бог који се открива у Христу. При томе име Божије може прикривати сасвим другу зависност. Ако се фактички последњим основом покаже непогрешивост руководиоца, углед установе или национална победа, религијски језик још не сведочи о преадресирању на Бога.</w:t>
+      </w:r>
+    </w:p>
+    <w:p>
+      <w:r>
+        <w:rPr>
+          <w:b w:val="0"/>
+        </w:rPr>
+        <w:t>Практична провера је могућност исправке: може ли човек признати да је његово тумачење воље Божије било погрешно? Задржава ли одговорност за сопствено разумевање? Може ли признати стварност другог човека када тај други омета његов пројекат? Преадресирање које искључује таква питања ризикује да репродукује управо ону колонизацију коју треба да превазиђе.</w:t>
+      </w:r>
+    </w:p>
+    <w:p>
+      <w:bookmarkStart w:id="5" w:name="section_5"/>
       <w:pPr>
         <w:pStyle w:val="Heading1"/>
       </w:pPr>
       <w:r>
-        <w:t>3 Изведеност и сопствени одговор</w:t>
-      </w:r>
-      <w:bookmarkEnd w:id="3"/>
+        <w:t>5 Архитектура људског одговора</w:t>
+      </w:r>
+      <w:bookmarkEnd w:id="5"/>
     </w:p>
     <w:p>
       <w:pPr>
         <w:pStyle w:val="Heading2"/>
       </w:pPr>
       <w:r>
-        <w:t>Три значења зависности</w:t>
+        <w:t>Динамички иконички простор</w:t>
       </w:r>
     </w:p>
     <w:p>
@@ -591,7 +789,7 @@
         <w:rPr>
           <w:b w:val="0"/>
         </w:rPr>
-        <w:t>Основно питање пројекта може се формулисати овако: како биће које је већ започето постаје оно које започиње? Човек не бира првобитне услове свог појављивања. Али из тога још не следи да се читав његов даљи живот мора разумети искључиво као наставак спољашњих утицаја.</w:t>
+        <w:t>ДИП је начин присуства света за субјект. Он обухвата не само информације о предметима него и везе, значај, размеру, време, претње, очекивања и слике могућег. Реч „иконички“ овде се не своди на слику или црквену икону: реч је о представљању стварности посредством којег се субјект оријентише и делује.</w:t>
       </w:r>
     </w:p>
     <w:p>
@@ -599,7 +797,7 @@
         <w:rPr>
           <w:b w:val="0"/>
         </w:rPr>
-        <w:t>Овде треба разликовати три односа. Први је примљеност самог постојања. Она се не укида ни слободом, ни зрелошћу, ни обожењем. Други је репродуковање туђих поставки без сопственог прихватања и провере. Управо ту несамосталност пројекат настоји да превазиђе. Трећи је сопствени одговор унутар примљености која остаје: човек прихвата датост, али је не сматра исцрпним аутором свог следећег поступка.</w:t>
+        <w:t>Квалитет ДИП не одређује само количина знања. Могуће је знати много детаља и не видети целину; мислити у огромним историјским размерама и не разликовати конкретног човека; одржавати јасну слику садашњости не запажајући одложене последице. Зато су важни обим, моћ разлучивања, повезаност, дубина, динамичност, отвореност и способност задржавања противречности без исхитреног уклањања једне од њених страна.</w:t>
       </w:r>
     </w:p>
     <w:p>
@@ -607,7 +805,7 @@
         <w:rPr>
           <w:b w:val="0"/>
         </w:rPr>
-        <w:t>Прихватити свој почетак не значи одобрити насиље, неправду или грешку који припадају историји тог почетка. Прихватање установљава са којом стварношћу човек има посла. Одговорност почиње тамо где утврђује шта сада зависи од његовог одговора. То није ретроспективно преузимање кривице за све што није бирао. [II, „Генеза субјектности“, §§5.1–5.2; „Онтогенеза субјектности“, §§2–5.]</w:t>
+        <w:t>Човек који државни буџет сматра личним новчаником владара не греши само у појединим бројкама. Код њега су другачије представљени сам предмет, узрочност и одговорност. Промена ДИП значи да буџет постаје видљив као расподељен систем обавеза, прихода, расхода и будућих последица. [II, „Квалитет онтологије“, §§1–3; III, §22 и одељак IV.]</w:t>
       </w:r>
     </w:p>
     <w:p>
@@ -615,7 +813,7 @@
         <w:pStyle w:val="Heading2"/>
       </w:pPr>
       <w:r>
-        <w:t>Одговор претходи избору</w:t>
+        <w:t>Оперативни систем</w:t>
       </w:r>
     </w:p>
     <w:p>
@@ -623,7 +821,7 @@
         <w:rPr>
           <w:b w:val="0"/>
         </w:rPr>
-        <w:t>Уобичајени модел слободе почиње менијем могућности: човек је слободан ако може да бира између А и Б. ХТТ помера пажњу на порекло самог менија. Ко је одредио да су могући само А и Б? Ко је искључио друге варијанте? Може ли човек променити поставку питања?</w:t>
+        <w:t>ОС је скуп начина рада са стварношћу. У ХТТ разликују се рецептивно-интерпретативни, пројективно-извршни и рефлексивно-корективни склопови: како субјект прима и разуме информацију; како осмишљава и извршава деловање; како оцењује последице и исправља себе.</w:t>
       </w:r>
     </w:p>
     <w:p>
@@ -631,7 +829,7 @@
         <w:rPr>
           <w:b w:val="0"/>
         </w:rPr>
-        <w:t>Лекар који бира између два дозвољена поступка врши стваран избор. Али ако ниједан поступак не одговара стању пацијента, потребна је још једна способност: довести у питање важећу класификацију и постићи њено преиспитивање. То је пример разлике између избора унутар задатог простора и одговора који мења простор могућег.</w:t>
+        <w:t>Човек може видети проблем и немати операцију која омогућава његово решавање. Организација може прикупљати поуздане податке, али не располагати процедуром измене одлуке након њиховог пријема. Могућа је и обрнута ситуација: процедура формално постоји, али се у одређеној класи ситуација никада не активира. Ови случајеви захтевају различита објашњења и различите промене.</w:t>
       </w:r>
     </w:p>
     <w:p>
@@ -639,7 +837,7 @@
         <w:rPr>
           <w:b w:val="0"/>
         </w:rPr>
-        <w:t>Одговор не значи произвољну новину. Необичан поступак може бити случајност, а понављање познатог решења — сопствено одговорно деловање. Важни су ауторство односа према ситуацији, прихватање последица и способност корекције. Човек одговара не зато што је све измислио од почетка, него зато што је усвојио одлуку као своју и остаје њен одговорни носилац.</w:t>
+        <w:t>ОС није скривени други субјект унутар човека. То је аналитичка ознака његових расположивих и коришћених операција. Исто тако, ДИП не „доноси одлуке“: види, одлучује и делује целовит човек.</w:t>
       </w:r>
     </w:p>
     <w:p>
@@ -647,7 +845,7 @@
         <w:pStyle w:val="Heading2"/>
       </w:pPr>
       <w:r>
-        <w:t>Субјектност није исто што и врлина</w:t>
+        <w:t>Субјектност и књига сценарија</w:t>
       </w:r>
     </w:p>
     <w:p>
@@ -655,30 +853,65 @@
         <w:rPr>
           <w:b w:val="0"/>
         </w:rPr>
-        <w:t>У II–III тому субјектност је одвојена од моралне истинитости одговора. Човек може самостално започети разоран пројекат. Може бити паметан, доследан, иницијативан и одговоран у ограниченом смислу, усмеравајући те способности против других. Снага ауторства не потврђује исправност основа.</w:t>
-      </w:r>
-    </w:p>
-    <w:p>
-      <w:r>
-        <w:t>Ово разликовање неопходно је и за разумевање образа Божијег. Могућност одговора не нестаје аутоматски при погрешном одговору; иначе би одговорност за зло постала неразумљива. Треба разликовати постојање способности, њену стварну актуализацију и квалитет усмерења. При томе низ формулација I тома употребљава „субјектност“ у строжем, нормативно засићеном смислу — као већ исправан однос према Реалности. То је значајна промена нагласка која се разматра у критичком делу. [III, §§11–13, 125; II, „Онтогенеза субјектности“, §15.]</w:t>
-      </w:r>
-    </w:p>
-    <w:p>
-      <w:bookmarkStart w:id="4" w:name="section_4"/>
+        <w:t>Трећа димензија одговара на питање: ко је стварни аутор одговора? Ко има иницијативу, право на приговор, корекцију и заустављање? Коме се враћају последице? У сложеном систему та овлашћења могу бити расподељена. Одсуство једног јединог центра само по себи не значи одсуство субјектности; треба утврдити да ли се расподељене функције састављају у повезан склоп.</w:t>
+      </w:r>
+    </w:p>
+    <w:p>
+      <w:r>
+        <w:rPr>
+          <w:b w:val="0"/>
+        </w:rPr>
+        <w:t>Формула „ДИП × ОС × субјектност“ изражава међузависност димензија. Она није прорачун са познатим јединицама и коефицијентима. Богата слика света не обезбеђује способност деловања; развијене операције не обезбеђују сопствено ауторство; снажна иницијатива не надокнађује слепило.</w:t>
+      </w:r>
+    </w:p>
+    <w:p>
+      <w:r>
+        <w:rPr>
+          <w:b w:val="0"/>
+        </w:rPr>
+        <w:t>Књига сценарија означава постојана правила која повезују ове димензије у одређеној ситуацији. На пример, установа уме да преиспитује одлуке, али сваку јавну критику препознаје као претњу. Тада се доступна операција корекције систематски блокира управо у ситуацији критике. Да би се доказало постојање таквог правила, није довољна једна епизода: потребни су упоредиви случајеви или независна потврда. [III, §22а, §§113а, 118а.]</w:t>
+      </w:r>
+    </w:p>
+    <w:p>
+      <w:pPr>
+        <w:pStyle w:val="Heading2"/>
+      </w:pPr>
+      <w:r>
+        <w:t>Квалитет онтологије и онтолошка компетентност</w:t>
+      </w:r>
+    </w:p>
+    <w:p>
+      <w:r>
+        <w:rPr>
+          <w:b w:val="0"/>
+        </w:rPr>
+        <w:t>Квалитет онтологије карактерише устројство делатног света субјекта. Онтолошка компетентност је његова способност да се оријентише у том свету, види ограничења сопствене карте, усклађује неопходна знања и начине деловања, издржава несагласност и даје одговор.</w:t>
+      </w:r>
+    </w:p>
+    <w:p>
+      <w:r>
+        <w:rPr>
+          <w:b w:val="0"/>
+        </w:rPr>
+        <w:t>Ова разлика штити пројекат од интелектуализма. Обимна теорија не гарантује способност деловања, а јасно разумевање не гарантује пројектно остварење. Компетентност укључује однос према сопственим границама: пронаћи стручњака, признати недовољност података или зауставити неприменљив метод понекад је важније него понудити још једно објашњење. Утемељеност и поредак вредности прожимају читаву архитектуру: ради чега се способности користе и шта се жртвује при сукобу добара? [II, „Квалитет онтологије“, §§4–9; III, §§32–36.]</w:t>
+      </w:r>
+    </w:p>
+    <w:p>
+      <w:bookmarkStart w:id="6" w:name="section_6"/>
       <w:pPr>
         <w:pStyle w:val="Heading1"/>
       </w:pPr>
       <w:r>
-        <w:t>4 Аутономија и онтолошко преадресирање</w:t>
-      </w:r>
-      <w:bookmarkEnd w:id="4"/>
+        <w:t>6 Настајање личности и историјско деловање</w:t>
+      </w:r>
+      <w:bookmarkEnd w:id="6"/>
     </w:p>
     <w:p>
       <w:pPr>
         <w:pStyle w:val="Heading2"/>
       </w:pPr>
       <w:r>
-        <w:t>Зашто је човеку потребна самосталност</w:t>
+        <w:t>Од прихватања почетка до сопственог гласа</w:t>
       </w:r>
     </w:p>
     <w:p>
@@ -686,7 +919,7 @@
         <w:rPr>
           <w:b w:val="0"/>
         </w:rPr>
-        <w:t>У I тому настајање субјекта пролази кроз фундацију, самоодређење, деколонизацију личности и развој аутономије. Фундација означава прихватање сопствене позиције; деколонизација — ослобађање од поставки које фактички мисле и одлучују уместо човека. Аутономија омогућава очување позиције под притиском и изградњу сопственог пројекта будућности.</w:t>
+        <w:t>„Генеза субјектности“ истражује услове појављивања одговора; „Онтогенеза субјектности“ — његово настајање у животу човека. То су различита питања. Установити да је примљеност бића спојива са ауторством још не значи објаснити како конкретан човек учи да одговара, чува идентитет и ступа у односе.</w:t>
       </w:r>
     </w:p>
     <w:p>
@@ -694,7 +927,12 @@
         <w:rPr>
           <w:b w:val="0"/>
         </w:rPr>
-        <w:t>Ова етапа не може се заменити спољашњом наредбом „одреци се себе“. Ако човек још није способан да сам одговара, одрицање од самосталности може учврстити његову зависност од другог човека или институције. Управо зато ХТТ истрајно разликује хришћанско преадресирање од тоталитарног потчињавања.</w:t>
+        <w:t>Полазна је претпоставка смисаоне одређености Реалности: разлика између сагласности и несагласности постоји и може се открити. Са људске стране неопходни су пријемчивост за слободу и могућност изласка изван већ оствареног. Али „укус слободе“ сам по себи може се претворити у самовољу. Треба га повезати са прихватањем стварности, херменеутиком одговорности, оријентацијом према максималном Основу и спремношћу за проверу.</w:t>
+      </w:r>
+    </w:p>
+    <w:p>
+      <w:r>
+        <w:t>Прихватање себе у таквом процесу не значи самозадовољство. Човек прихвата носиоца своје историје да би стекао могућност да је настави и промени. Идентитет настаје као континуитет одговора: мењајући се, човек може да призна ранији поступак као свој, исправи његове последице и не припише прошлост неком туђем човеку који је тобоже некада био.</w:t>
       </w:r>
     </w:p>
     <w:p>
@@ -702,7 +940,7 @@
         <w:rPr>
           <w:b w:val="0"/>
         </w:rPr>
-        <w:t>Међутим, у I тому самосталност се радикализује до крајње границе: субјект треба да покуша да сопственим снагама одржи универзалну претензију и открије немогућност самоутемељења. Не може се поштено препричати овај текст тврдећи да је захтев за проласком кроз аутономију у потпуности измислио коментатор. Он је изричито присутан у „Огледу…“ и моделу онтолошке терапије. Питање је у тачном значењу те аутономије. [I, „Оглед…“, гл.2, §§2, 7, 9–11; „Црква као инфраструктура…“, тачке 4–7.]</w:t>
+        <w:t>Онтичка субјектност — способност деловања и одговарања у конкретном свету — чини неопходну основу наредних нивоа. Не може се преко ње прескочити непосредно ка васељенској мисији. Ако човек говори у име судбине човечанства, али систематски избегава једноставне обавезе, размера декларације још ништа не говори о квалитету његове субјектности. [II, „Генеза субјектности“; „Онтогенеза субјектности“, §§1–9.]</w:t>
       </w:r>
     </w:p>
     <w:p>
@@ -710,7 +948,7 @@
         <w:pStyle w:val="Heading2"/>
       </w:pPr>
       <w:r>
-        <w:t>Граница самоутемељења</w:t>
+        <w:t>Пробој и кристализација</w:t>
       </w:r>
     </w:p>
     <w:p>
@@ -718,7 +956,7 @@
         <w:rPr>
           <w:b w:val="0"/>
         </w:rPr>
-        <w:t>Човек може бити аутор пројекта, али не може учинити себе узроком сопственог постојања, укинути коначност и гарантовати коначни смисао свих последица. Ширење пројекта повећава одговорност и истовремено открива несразмеру између претензије и расположивих снага.</w:t>
+        <w:t>Онтолошки пробој догађа се када се у питање доведе не појединачан задатак, него структура света унутар које су задаци разликовани. Такво искуство проширује могуће, али не потврђује истину. Снажан доживљај, необична идеја или рушење претходног идентитета могу отворити нов хоризонт и истовремено довести до лажне уверености.</w:t>
       </w:r>
     </w:p>
     <w:p>
@@ -726,7 +964,7 @@
         <w:rPr>
           <w:b w:val="0"/>
         </w:rPr>
-        <w:t>Ово разматрање има снажно језгро: практична самосталност није исто што и метафизичка самодовољност. Из зависности од услова не следи да човек не делује; из стварности његовог деловања не следи да ни од чега не зависи. ХТТ настоји да истовремено задржи обе стране.</w:t>
+        <w:t>Зато су после пробоја потребни провера и кристализација: ново разликовање мора стећи постојан облик, језик, праксу и способност преношења. Превремена кристализација опасна је зато што прво успешно тумачење претвара у непогрешив систем. И одсуство кристализације има цену: искуство остаје бљесак који не мења следеће деловање.</w:t>
       </w:r>
     </w:p>
     <w:p>
@@ -734,7 +972,7 @@
         <w:rPr>
           <w:b w:val="0"/>
         </w:rPr>
-        <w:t>Снажнија поставка I тома — да сваки субјект мора проћи кроз стварни покушај универзалног самоутемељења — захтева посебно образложење. Може се питати зашто човек не би могао од самог почетка да прихвати коначност и одговорност, не претендујући на апсолутну независност. „Генеза субјектности“ у II тому управо почиње херменеутиком примљености и одговорности. Зато повезано читање корпуса мора разликовати неопходно настајање самосталности и могућу радикалну проверу њене границе.</w:t>
+        <w:t>Генеративни прелаз иде даље. Субјект не усваја само готов облик него ствара нове начине препознавања и деловања које могу усвојити други. За оцену таквог прелаза треба назначити размеру. Решење које је ново за једног човека није нужно ново за професију; историјски нова установа не отвара нужно нов принцип људског постојања. [II, „Онтогенеза субјектности“, §§10–14; III, одељак III.]</w:t>
       </w:r>
     </w:p>
     <w:p>
@@ -742,7 +980,7 @@
         <w:pStyle w:val="Heading2"/>
       </w:pPr>
       <w:r>
-        <w:t>Шта се преадресира</w:t>
+        <w:t>Две независне способности</w:t>
       </w:r>
     </w:p>
     <w:p>
@@ -750,7 +988,7 @@
         <w:rPr>
           <w:b w:val="0"/>
         </w:rPr>
-        <w:t>Онтолошко преадресирање означава промену последњег основа живота. Човек престаје да сматра сопствено очување, жељу или историјски успех апсолутним критеријумом. Али одлука остаје његова одлука. Он не преноси одговорност на другога и не добија право да било који поступак оправда позивањем на вишу вољу.</w:t>
+        <w:t>ХТТ разликује онтолошку компетентност и социо-онтичку пројектност. Прва омогућава препознавање основа, ограничења и људског смисла пројекта. Друга — стварање организације, права, економских и управљачких облика кроз које пројекат улази у историју.</w:t>
       </w:r>
     </w:p>
     <w:p>
@@ -758,7 +996,7 @@
         <w:rPr>
           <w:b w:val="0"/>
         </w:rPr>
-        <w:t>У хришћанској перспективи адресат је Бог који се открива у Христу. При томе име Божије може прикривати сасвим другу зависност. Ако се фактички последњим основом покаже непогрешивост руководиоца, углед установе или национална победа, религијски језик још не сведочи о преадресирању на Бога.</w:t>
+        <w:t>Проницљив мислилац можда нема способност да организује заједничко деловање. Делотворан организатор може остварити дубоко погрешну слику света. Према томе, историјска моћ није довољан доказ истинитости, а исправност разумевања није довољан услов историјског резултата.</w:t>
       </w:r>
     </w:p>
     <w:p>
@@ -766,25 +1004,25 @@
         <w:rPr>
           <w:b w:val="0"/>
         </w:rPr>
-        <w:t>Практична провера је могућност исправке: може ли човек признати да је његово тумачење воље Божије било погрешно? Задржава ли одговорност за сопствено разумевање? Може ли признати стварност другог човека када тај други омета његов пројекат? Преадресирање које искључује таква питања ризикује да репродукује управо ону колонизацију коју треба да превазиђе.</w:t>
-      </w:r>
-    </w:p>
-    <w:p>
-      <w:bookmarkStart w:id="5" w:name="section_5"/>
+        <w:t>Месијански идентитет означава разумевање сопственог живота као позива и мисије. Он не гарантује добар смер: нација, класа или држава такође могу бити уздигнуте у ранг апсолутног адресата. У хришћанској варијанти човек прихвата посланост, али не присваја улогу коначног спаситеља. Његов конкретан пројекат остаје људски, ограничен и подложан исправци. [II, „Онтогенеза субјектности“, §§15–18; „Есхатолошка субјектност“, §§5–8.]</w:t>
+      </w:r>
+    </w:p>
+    <w:p>
+      <w:bookmarkStart w:id="7" w:name="section_7"/>
       <w:pPr>
         <w:pStyle w:val="Heading1"/>
       </w:pPr>
       <w:r>
-        <w:t>5 Архитектура људског одговора</w:t>
-      </w:r>
-      <w:bookmarkEnd w:id="5"/>
+        <w:t>7 Логос и могућност смисла</w:t>
+      </w:r>
+      <w:bookmarkEnd w:id="7"/>
     </w:p>
     <w:p>
       <w:pPr>
         <w:pStyle w:val="Heading2"/>
       </w:pPr>
       <w:r>
-        <w:t>Динамички иконички простор</w:t>
+        <w:t>Зашто повезаност није довољна</w:t>
       </w:r>
     </w:p>
     <w:p>
@@ -792,7 +1030,7 @@
         <w:rPr>
           <w:b w:val="0"/>
         </w:rPr>
-        <w:t>ДИП је начин присуства света за субјект. Он обухвата не само информације о предметима него и везе, значај, размеру, време, претње, очекивања и слике могућег. Реч „иконички“ овде се не своди на слику или црквену икону: реч је о представљању стварности посредством којег се субјект оријентише и делује.</w:t>
+        <w:t>ХТТ разликује постојање везе и смислен сусрет. Људи могу непрестано размењивати поруке, трговати, обављати улоге, а да притом не признају једни друге као самосталне носиоце одговора. Повезаност сама по себи допушта манипулацију и господарење.</w:t>
       </w:r>
     </w:p>
     <w:p>
@@ -800,7 +1038,7 @@
         <w:rPr>
           <w:b w:val="0"/>
         </w:rPr>
-        <w:t>Квалитет ДИП не одређује само количина знања. Могуће је знати много детаља и не видети целину; мислити у огромним историјским размерама и не разликовати конкретног човека; одржавати јасну слику садашњости не запажајући одложене последице. Зато су важни обим, моћ разлучивања, повезаност, дубина, динамичност, отвореност и способност задржавања противречности без исхитреног уклањања једне од њених страна.</w:t>
+        <w:t>У I тому то је изражено разликом између затворене и утемељене релационалности. Затворени однос покушава да пронађе коначни основ само у учесницима; свако ризикује да себе учини последњом мером другога. Утемељени однос претпоставља да ниједан учесник нема право да коначно одреди другога, пошто су обојица у односу према Основу који их превазилази.</w:t>
       </w:r>
     </w:p>
     <w:p>
@@ -808,7 +1046,7 @@
         <w:rPr>
           <w:b w:val="0"/>
         </w:rPr>
-        <w:t>Човек који државни буџет сматра личним новчаником владара не греши само у појединим бројкама. Код њега су другачије представљени сам предмет, узрочност и одговорност. Промена ДИП значи да буџет постаје видљив као расподељен систем обавеза, прихода, расхода и будућих последица. [II, „Квалитет онтологије“, §§1–3; III, §22 и одељак IV.]</w:t>
+        <w:t>У овој конструкцији Логос има две повезане улоге. Филозофски Он означава крајњу смисаону одређеност захваљујући којој се могу разликовати истина и лаж, адекватност и произвољност. Богословски Логос је Син Божији који је постао човек. Између ових регистара треба чувати везу, али не замењивати други првим. Христос се не исцрпљује принципом логичке повезаности. [I, „Оглед…“, гл.4–6; „Ка онтологији Логоса“; III, §§9–12.]</w:t>
       </w:r>
     </w:p>
     <w:p>
@@ -816,7 +1054,7 @@
         <w:pStyle w:val="Heading2"/>
       </w:pPr>
       <w:r>
-        <w:t>Оперативни систем</w:t>
+        <w:t>Методолошки монотеизам</w:t>
       </w:r>
     </w:p>
     <w:p>
@@ -824,7 +1062,7 @@
         <w:rPr>
           <w:b w:val="0"/>
         </w:rPr>
-        <w:t>ОС је скуп начина рада са стварношћу. У ХТТ разликују се рецептивно-интерпретативни, пројективно-извршни и рефлексивно-корективни склопови: како субјект прима и разуме информацију; како осмишљава и извршава деловање; како оцењује последице и исправља себе.</w:t>
+        <w:t>Човек има много стварних везаности и обавеза: породицу, професију, народ, државу, сопствено тело. ХТТ не захтева њихово уклањање. Методолошки монотеизам значи да делимични основи треба да добију место и меру у односу на максимални Основ. Ниједан од њих не може без провере захтевати целог човека.</w:t>
       </w:r>
     </w:p>
     <w:p>
@@ -832,7 +1070,7 @@
         <w:rPr>
           <w:b w:val="0"/>
         </w:rPr>
-        <w:t>Човек може видети проблем и немати операцију која омогућава његово решавање. Организација може прикупљати поуздане податке, али не располагати процедуром измене одлуке након њиховог пријема. Могућа је и обрнута ситуација: процедура формално постоји, али се у одређеној класи ситуација никада не активира. Ови случајеви захтевају различита објашњења и различите промене.</w:t>
+        <w:t>Такав принцип има практичан смисао. Ако држава тражи жртвовање истине ради државне користи, поставља се питање њеног права на тај захтев. Ако породица тражи неправду према некоме са стране, блискост сама по себи не укида истину и правду. Ако црквена организација тражи одбрану свог угледа насупрот признатој чињеници, институција ризикује да заузме место оног Основа којем треба да служи.</w:t>
       </w:r>
     </w:p>
     <w:p>
@@ -840,7 +1078,7 @@
         <w:rPr>
           <w:b w:val="0"/>
         </w:rPr>
-        <w:t>ОС није скривени други субјект унутар човека. То је аналитичка ознака његових расположивих и коришћених операција. Исто тако, ДИП не „доноси одлуке“: види, одлучује и делује целовит човек.</w:t>
+        <w:t>Међутим, принцип јединственог крајњег основа још није исто што и пуно исповедање Тројице. У II тому аутор посебно ограничава његов статус на структуру оријентације. Он може припремати богословско разматрање, али га не замењује. Снажна анализа мора показати у којој се фази уводи специфично хришћански садржај. [II, „Генеза субјектности“, §5.3.]</w:t>
       </w:r>
     </w:p>
     <w:p>
@@ -848,7 +1086,7 @@
         <w:pStyle w:val="Heading2"/>
       </w:pPr>
       <w:r>
-        <w:t>Субјектност и књига сценарија</w:t>
+        <w:t>Идолопоклонство као грешка основа</w:t>
       </w:r>
     </w:p>
     <w:p>
@@ -856,7 +1094,7 @@
         <w:rPr>
           <w:b w:val="0"/>
         </w:rPr>
-        <w:t>Трећа димензија одговара на питање: ко је стварни аутор одговора? Ко има иницијативу, право на приговор, корекцију и заустављање? Коме се враћају последице? У сложеном систему та овлашћења могу бити расподељена. Одсуство једног јединог центра само по себи не значи одсуство субјектности; треба утврдити да ли се расподељене функције састављају у повезан склоп.</w:t>
+        <w:t>Идол у ХТТ није само култна слика. Идолопоклонство настаје када коначан предмет, модел или институција добије статус коначне Реалности. Човек почиње да га штити од сваке провере и да му потчињава другог човека.</w:t>
       </w:r>
     </w:p>
     <w:p>
@@ -864,7 +1102,7 @@
         <w:rPr>
           <w:b w:val="0"/>
         </w:rPr>
-        <w:t>Формула „ДИП × ОС × субјектност“ изражава међузависност димензија. Она није прорачун са познатим јединицама и коефицијентима. Богата слика света не обезбеђује способност деловања; развијене операције не обезбеђују сопствено ауторство; снажна иницијатива не надокнађује слепило.</w:t>
+        <w:t>То омогућава критику идолопоклонства унутар саме религиозности. Исправно име предмета поклоњења не гарантује исправан однос. Човек може изговарати „Бог“, подразумевајући апсолутну потврду своје групе. Може поштовати истину, а фактички бранити сопствену непогрешивост. Зато се логосоцентричност одређује оним из чега човек делује, а не само речником његовог самоописа.</w:t>
       </w:r>
     </w:p>
     <w:p>
@@ -872,15 +1110,25 @@
         <w:rPr>
           <w:b w:val="0"/>
         </w:rPr>
-        <w:t>Књига сценарија означава постојана правила која повезују ове димензије у одређеној ситуацији. На пример, установа уме да преиспитује одлуке, али сваку јавну критику препознаје као претњу. Тада се доступна операција корекције систематски блокира управо у ситуацији критике. Да би се доказало постојање таквог правила, није довољна једна епизода: потребни су упоредиви случајеви или независна потврда. [III, §22а, §§113а, 118а.]</w:t>
-      </w:r>
+        <w:t>Логософугалност, сходно томе, означава удаљавање од такве провере и везе са Основом. Она може бити веома организована и технолошки делотворна. Смисаона уређеност није исто што и морална истинитост: и лажан пројекат може стварати дисциплину и постојане процедуре. На овом месту разликовања каснијих томова прецизирају оштрија супротстављања раног филозофског дела.</w:t>
+      </w:r>
+    </w:p>
+    <w:p>
+      <w:bookmarkStart w:id="8" w:name="section_8"/>
+      <w:pPr>
+        <w:pStyle w:val="Heading1"/>
+      </w:pPr>
+      <w:r>
+        <w:t>8 Образ Божији и пуноћа личности</w:t>
+      </w:r>
+      <w:bookmarkEnd w:id="8"/>
     </w:p>
     <w:p>
       <w:pPr>
         <w:pStyle w:val="Heading2"/>
       </w:pPr>
       <w:r>
-        <w:t>Квалитет онтологије и онтолошка компетентност</w:t>
+        <w:t>Индивидуалност и незаменљивост</w:t>
       </w:r>
     </w:p>
     <w:p>
@@ -888,7 +1136,7 @@
         <w:rPr>
           <w:b w:val="0"/>
         </w:rPr>
-        <w:t>Квалитет онтологије карактерише устројство делатног света субјекта. Онтолошка компетентност је његова способност да се оријентише у том свету, види ограничења сопствене карте, усклађује неопходна знања и начине деловања, издржава несагласност и даје одговор.</w:t>
+        <w:t>Биографска непоновљивост човека сама по себи још не открива оно што ХТТ тражи у личности. Непоновљив може бити и спој узрока. Пројекат пита нешто друго: зашто управо овај човек има право на сопствени одговор и не може бити замењен функционално равновредним извршиоцем?</w:t>
       </w:r>
     </w:p>
     <w:p>
@@ -896,25 +1144,91 @@
         <w:rPr>
           <w:b w:val="0"/>
         </w:rPr>
-        <w:t>Ова разлика штити пројекат од интелектуализма. Обимна теорија не гарантује способност деловања, а јасно разумевање не гарантује пројектно остварење. Компетентност укључује однос према сопственим границама: пронаћи стручњака, признати недовољност података или зауставити неприменљив метод понекад је важније него понудити још једно објашњење. Утемељеност и поредак вредности прожимају читаву архитектуру: ради чега се способности користе и шта се жртвује при сукобу добара? [II, „Квалитет онтологије“, §§4–9; III, §§32–36.]</w:t>
-      </w:r>
-    </w:p>
-    <w:p>
-      <w:bookmarkStart w:id="6" w:name="section_6"/>
+        <w:t>Богословски одговор гради се посредством образа Божијег и подобија. Образ означава човеку дату могућност личног одговора; подобије — њено развијање у правцу пуноће односа према Богу. То је радно разликовање архитектуре одговора, а не исцрпна дефиниција свих значења образа и подобија у хришћанској традицији. Чланак о пневматологији изричито тако ограничава свој предмет.</w:t>
+      </w:r>
+    </w:p>
+    <w:p>
+      <w:r>
+        <w:rPr>
+          <w:b w:val="0"/>
+        </w:rPr>
+        <w:t>Људско настајање не ствара достојанство ни из чега и не чини мање компетентног човека мање достојним бриге. Једна од најважнијих последица есхатолошког дела ХТТ јесте да се вредност конкретне личности не може мерити њеном тренутном продуктивношћу. Позив на заједницу са Богом претходи оцени фактичке успешности одговора. То је нарочито важно за разумевање детета, болесног, зависног човека или особе са инвалидитетом. Последња примена је закључак ове анализе из разликовања дара и актуализације, а не посебна развијена теорија у корпусу. [III, §11; „У потрази за пневматологијом“, §2; II, „Есхатолошка субјектност“, §§11–14.]</w:t>
+      </w:r>
+    </w:p>
+    <w:p>
+      <w:pPr>
+        <w:pStyle w:val="Heading2"/>
+      </w:pPr>
+      <w:r>
+        <w:t>Обожење и очување људског</w:t>
+      </w:r>
+    </w:p>
+    <w:p>
+      <w:r>
+        <w:rPr>
+          <w:b w:val="0"/>
+        </w:rPr>
+        <w:t>Обожење у логици ХТТ означава учешће у животу Бога уз очување разлике између Творца и творевине. Човек не постаје извор самога себе и не нестаје у безличној целини. Напротив, пуноћа општења захтева очување онога ко општи.</w:t>
+      </w:r>
+    </w:p>
+    <w:p>
+      <w:r>
+        <w:rPr>
+          <w:b w:val="0"/>
+        </w:rPr>
+        <w:t>Зато одрицање од аутономног самоутемељења није исто што и одрицање од личности. Укида се претензија да се буде апсолутни извор, али се чувају име, историја, одговор и одговорност. У томе је начелна разлика између причасности и апсорпције.</w:t>
+      </w:r>
+    </w:p>
+    <w:p>
+      <w:r>
+        <w:rPr>
+          <w:b w:val="0"/>
+        </w:rPr>
+        <w:t>Формула „Christ bin“, која се провлачи кроз I том, изражава радикалност хришћанског самоодређења: хришћанство треба да постане начин постојања, а не спољашњи однос према поштованом узору. Треба је читати кроз причасност Христу, а не као човеково присвајање јединственог ипостасног статуса оваплоћеног Сина. II том подржава управо ово разликовање: Бог у Христу улази у онтику непосредно и ипостасно; људски историјски одговор је изведен и посредован. [I, „Ка онтологији Логоса“; „Вера као компетенција“; II, „Есхатолошка субјектност“, §§6, 13.]</w:t>
+      </w:r>
+    </w:p>
+    <w:p>
+      <w:pPr>
+        <w:pStyle w:val="Heading2"/>
+      </w:pPr>
+      <w:r>
+        <w:t>Апсолутни значај без апсолутности бића</w:t>
+      </w:r>
+    </w:p>
+    <w:p>
+      <w:r>
+        <w:t>У II тому разликују се апсолутност Бога и апсолутни значај личности за Бога. Човек је коначан и створен. Али његова коначност не значи да је заменљив или да се може жртвовати безличној целини као потрошни материјал.</w:t>
+      </w:r>
+    </w:p>
+    <w:p>
+      <w:r>
+        <w:rPr>
+          <w:b w:val="0"/>
+        </w:rPr>
+        <w:t>Хришћанско обећање вечног живота односи се на конкретног човека, а не само на очување информација о њему, његовог друштвеног доприноса или општег људског типа. Зато питање личности добија есхатолошку дубину: шта омогућава управо овом човеку да очува идентитет у коначној заједници са Богом?</w:t>
+      </w:r>
+    </w:p>
+    <w:p>
+      <w:r>
+        <w:t>У оквиру својих хришћанских претпоставки ХТТ овде нуди богословско утемељење незаменљивости. Али тврдња да ниједан други филозофски основ незаменљивости није могућ била би посебна, шира теза. За њу није довољно показати снагу хришћанског решења: треба размотрити супарничке аргументе. [II, „Есхатолошка субјектност“, §§11–12.]</w:t>
+      </w:r>
+    </w:p>
+    <w:p>
+      <w:bookmarkStart w:id="9" w:name="section_9"/>
       <w:pPr>
         <w:pStyle w:val="Heading1"/>
       </w:pPr>
       <w:r>
-        <w:t>6 Настајање личности и историјско деловање</w:t>
-      </w:r>
-      <w:bookmarkEnd w:id="6"/>
+        <w:t>9 Оваплоћење Крст и васкрсење</w:t>
+      </w:r>
+      <w:bookmarkEnd w:id="9"/>
     </w:p>
     <w:p>
       <w:pPr>
         <w:pStyle w:val="Heading2"/>
       </w:pPr>
       <w:r>
-        <w:t>Од прихватања почетка до сопственог гласа</w:t>
+        <w:t>Иницијатива Бога</w:t>
       </w:r>
     </w:p>
     <w:p>
@@ -922,7 +1236,7 @@
         <w:rPr>
           <w:b w:val="0"/>
         </w:rPr>
-        <w:t>„Генеза субјектности“ истражује услове појављивања одговора; „Онтогенеза субјектности“ — његово настајање у животу човека. То су различита питања. Установити да је примљеност бића спојива са ауторством још не значи објаснити како конкретан човек учи да одговара, чува идентитет и ступа у односе.</w:t>
+        <w:t>Ако се ХТТ изложи само као лествица људских напора, настаје битно искривљење. Човек проверава своје основе, доживљава слом, преадресира живот — и као да сам достиже Бога. У II тому јасно је речено супротно: човеково кретање ка Богу заснива се на претходном кретању Бога ка човеку.</w:t>
       </w:r>
     </w:p>
     <w:p>
@@ -930,12 +1244,7 @@
         <w:rPr>
           <w:b w:val="0"/>
         </w:rPr>
-        <w:t>Полазна је претпоставка смисаоне одређености Реалности: разлика између сагласности и несагласности постоји и може се открити. Са људске стране неопходни су пријемчивост за слободу и могућност изласка изван већ оствареног. Али „укус слободе“ сам по себи може се претворити у самовољу. Треба га повезати са прихватањем стварности, херменеутиком одговорности, оријентацијом према максималном Основу и спремношћу за проверу.</w:t>
-      </w:r>
-    </w:p>
-    <w:p>
-      <w:r>
-        <w:t>Прихватање себе у таквом процесу не значи самозадовољство. Човек прихвата носиоца своје историје да би стекао могућност да је настави и промени. Идентитет настаје као континуитет одговора: мењајући се, човек може да призна ранији поступак као свој, исправи његове последице и не припише прошлост неком туђем човеку који је тобоже некада био.</w:t>
+        <w:t>Оваплоћење значи да Логос улази у створену стварност, прихватајући људску природу, тело и историју. Основ не поставља човеку захтев само споља. У Христу он постаје учесник људске рањивости. Зато се богословље пројекта не може исцрпети универзалном техником навигације међу картама.</w:t>
       </w:r>
     </w:p>
     <w:p>
@@ -943,7 +1252,7 @@
         <w:rPr>
           <w:b w:val="0"/>
         </w:rPr>
-        <w:t>Онтичка субјектност — способност деловања и одговарања у конкретном свету — чини неопходну основу наредних нивоа. Не може се преко ње прескочити непосредно ка васељенској мисији. Ако човек говори у име судбине човечанства, али систематски избегава једноставне обавезе, размера декларације још ништа не говори о квалитету његове субјектности. [II, „Генеза субјектности“; „Онтогенеза субјектности“, §§1–9.]</w:t>
+        <w:t>То такође ограничава негативан однос према онтичком. Ако Син прихвата тело и историју, конкретност света није само препрека узлажењу ка смислу. Она постаје место сусрета и одговора. Рад, телесна брига и праведно уређење односа добијају значај као облици историјског оваплоћења, мада ниједан од њих не постаје само Царство Божије. [II, „Есхатолошка субјектност“, §§6, 13–14.]</w:t>
       </w:r>
     </w:p>
     <w:p>
@@ -951,7 +1260,12 @@
         <w:pStyle w:val="Heading2"/>
       </w:pPr>
       <w:r>
-        <w:t>Пробој и кристализација</w:t>
+        <w:t>Крст као провера основа</w:t>
+      </w:r>
+    </w:p>
+    <w:p>
+      <w:r>
+        <w:t>Крст заузима средишње место у ХТТ зато што раздваја верност истини од гаранције сопственог успеха. Ако човек сматра истинитим само оно што чува његову снагу, углед и безбедност, он и даље сматра самог себе последњим основом. Пракса Крста означава могућност одрицања од тог услова.</w:t>
       </w:r>
     </w:p>
     <w:p>
@@ -959,7 +1273,7 @@
         <w:rPr>
           <w:b w:val="0"/>
         </w:rPr>
-        <w:t>Онтолошки пробој догађа се када се у питање доведе не појединачан задатак, него структура света унутар које су задаци разликовани. Такво искуство проширује могуће, али не потврђује истину. Снажан доживљај, необична идеја или рушење претходног идентитета могу отворити нов хоризонт и истовремено довести до лажне уверености.</w:t>
+        <w:t>Али не постаје свака жртва хришћанска. Човек може погинути за лажан пројекат, услед туђе принуде или због сопствене грандиозности. Сама величина губитка не доказује истинитост адресата. Хришћанско разликовање захтева разматрање односа према истини, слободи другога, одговорности и самом Христу.</w:t>
       </w:r>
     </w:p>
     <w:p>
@@ -967,7 +1281,7 @@
         <w:rPr>
           <w:b w:val="0"/>
         </w:rPr>
-        <w:t>Зато су после пробоја потребни провера и кристализација: ново разликовање мора стећи постојан облик, језик, праксу и способност преношења. Превремена кристализација опасна је зато што прво успешно тумачење претвара у непогрешив систем. И одсуство кристализације има цену: искуство остаје бљесак који не мења следеће деловање.</w:t>
+        <w:t>Зато се пракса Крста не сме претворити у захтев да човек непрестано излаже себе опасности или да допушта институцији да располаже туђом патњом. У терминима каснијег ХТТ, онај ко захтева цену мора образложити своје право на захтев; добровољна аскеза није исто што и спољашње одузимање субјектности. Богословска формула не ослобађа од такве провере.</w:t>
       </w:r>
     </w:p>
     <w:p>
@@ -975,7 +1289,7 @@
         <w:rPr>
           <w:b w:val="0"/>
         </w:rPr>
-        <w:t>Генеративни прелаз иде даље. Субјект не усваја само готов облик него ствара нове начине препознавања и деловања које могу усвојити други. За оцену таквог прелаза треба назначити размеру. Решење које је ново за једног човека није нужно ново за професију; историјски нова установа не отвара нужно нов принцип људског постојања. [II, „Онтогенеза субјектности“, §§10–14; III, одељак III.]</w:t>
+        <w:t>У II тому Крст добија додатно тумачење: Бог допушта стварне последице људског суда над Собом, не признајући тај суд истинитим. Човекова слобода показује се толико озбиљном да њен погрешан одговор постаје историјски догађај. Ово ауторово богословско читање открива цену односа, али не значи да људска пресуда стиче власт над крајњом истином Бога. [I, „Вера као компетенција“; II, „Онтогенеза субјектности“, §22; „Есхатолошка субјектност“, §13.]</w:t>
       </w:r>
     </w:p>
     <w:p>
@@ -983,7 +1297,7 @@
         <w:pStyle w:val="Heading2"/>
       </w:pPr>
       <w:r>
-        <w:t>Две независне способности</w:t>
+        <w:t>Зашто је без васкрсења аргумент непотпун</w:t>
       </w:r>
     </w:p>
     <w:p>
@@ -991,7 +1305,7 @@
         <w:rPr>
           <w:b w:val="0"/>
         </w:rPr>
-        <w:t>ХТТ разликује онтолошку компетентност и социо-онтичку пројектност. Прва омогућава препознавање основа, ограничења и људског смисла пројекта. Друга — стварање организације, права, економских и управљачких облика кроз које пројекат улази у историју.</w:t>
+        <w:t>Ако се стане на Крсту као поштењу пред поразом, добија се филозофија достојанства у катастрофи. Хришћански смисао ХТТ је шири. Васкрсење значи да смрт и историјска пресуда нису коначни хоризонт људске природе коју је Логос примио.</w:t>
       </w:r>
     </w:p>
     <w:p>
@@ -999,7 +1313,7 @@
         <w:rPr>
           <w:b w:val="0"/>
         </w:rPr>
-        <w:t>Проницљив мислилац можда нема способност да организује заједничко деловање. Делотворан организатор може остварити дубоко погрешну слику света. Према томе, историјска моћ није довољан доказ истинитости, а исправност разумевања није довољан услов историјског резултата.</w:t>
+        <w:t>Вера овде не претвара пораз у победу речима. Она доводи историјски догађај у однос са обећаном пуноћом чији је извор у Богу. Људска способност да издржи кризу не производи васкрсење и не доказује га емпиријски. Васкрсење улази у пројекат као садржај хришћанске благовести и основ наде.</w:t>
       </w:r>
     </w:p>
     <w:p>
@@ -1007,25 +1321,25 @@
         <w:rPr>
           <w:b w:val="0"/>
         </w:rPr>
-        <w:t>Месијански идентитет означава разумевање сопственог живота као позива и мисије. Он не гарантује добар смер: нација, класа или држава такође могу бити уздигнуте у ранг апсолутног адресата. У хришћанској варијанти човек прихвата посланост, али не присваја улогу коначног спаситеља. Његов конкретан пројекат остаје људски, ограничен и подложан исправци. [II, „Онтогенеза субјектности“, §§15–18; „Есхатолошка субјектност“, §§5–8.]</w:t>
-      </w:r>
-    </w:p>
-    <w:p>
-      <w:bookmarkStart w:id="7" w:name="section_7"/>
+        <w:t>Ово разликовање омогућава избегавање две редукције. Прва претвара хришћанство у херојску психологију: издржи све — и тиме ћеш се спасти. Друга претвара наду у порицање последица: пошто ће Бог победити, људска грешка није битна. ХТТ истовремено захтева стварност историјске цене и отвореност хоризонту који се не исцрпљује историјом.</w:t>
+      </w:r>
+    </w:p>
+    <w:p>
+      <w:bookmarkStart w:id="10" w:name="section_10"/>
       <w:pPr>
         <w:pStyle w:val="Heading1"/>
       </w:pPr>
       <w:r>
-        <w:t>7 Логос и могућност смисла</w:t>
-      </w:r>
-      <w:bookmarkEnd w:id="7"/>
+        <w:t>10 Вера као компетенција и језик Бога</w:t>
+      </w:r>
+      <w:bookmarkEnd w:id="10"/>
     </w:p>
     <w:p>
       <w:pPr>
         <w:pStyle w:val="Heading2"/>
       </w:pPr>
       <w:r>
-        <w:t>Зашто повезаност није довољна</w:t>
+        <w:t>Од уверења ка способности живљења</w:t>
       </w:r>
     </w:p>
     <w:p>
@@ -1033,7 +1347,7 @@
         <w:rPr>
           <w:b w:val="0"/>
         </w:rPr>
-        <w:t>ХТТ разликује постојање везе и смислен сусрет. Људи могу непрестано размењивати поруке, трговати, обављати улоге, а да притом не признају једни друге као самосталне носиоце одговора. Повезаност сама по себи допушта манипулацију и господарење.</w:t>
+        <w:t>Вера у ХТТ има психолошке, друштвене и интелектуалне изразе, али се њима не исцрпљује. Доживљај, припадност и уверење могу постојати у најразличитијим религијским и идеолошким системима. Специфично хришћанско питање тиче се извора живота и односа према будућности.</w:t>
       </w:r>
     </w:p>
     <w:p>
@@ -1041,7 +1355,7 @@
         <w:rPr>
           <w:b w:val="0"/>
         </w:rPr>
-        <w:t>У I тому то је изражено разликом између затворене и утемељене релационалности. Затворени однос покушава да пронађе коначни основ само у учесницима; свако ризикује да себе учини последњом мером другога. Утемељени однос претпоставља да ниједан учесник нема право да коначно одреди другога, пошто су обојица у односу према Основу који их превазилази.</w:t>
+        <w:t>Компетенција означава постојану способност деловања тамо где знања и упутства не дају готово решење. Човек може много знати о праштању и не успети да опрости; разумети неопходност истине и сакрити је пред претњом губитка. Између садржаја свести и начина постојања остаје прелаз који није могуће остварити једном дефиницијом.</w:t>
       </w:r>
     </w:p>
     <w:p>
@@ -1049,7 +1363,7 @@
         <w:rPr>
           <w:b w:val="0"/>
         </w:rPr>
-        <w:t>У овој конструкцији Логос има две повезане улоге. Филозофски Он означава крајњу смисаону одређеност захваљујући којој се могу разликовати истина и лаж, адекватност и произвољност. Богословски Логос је Син Божији који је постао човек. Између ових регистара треба чувати везу, али не замењивати други првим. Христос се не исцрпљује принципом логичке повезаности. [I, „Оглед…“, гл.4–6; „Ка онтологији Логоса“; III, §§9–12.]</w:t>
+        <w:t>Вера као компетенција је способност да се у променљивим условима сачува оријентација према Богу и истини, прихвати одговорност, проверава сопствено разумевање и обнавља одговор. Она не гарантује исправност сваке одлуке и не чини верника свезнајућим. Њена зрелост укључује способност признавања грешке без разарања самог односа према Основу. [I, „О природи вере“; „Вера као компетенција“; III, одељак XIII.]</w:t>
       </w:r>
     </w:p>
     <w:p>
@@ -1057,7 +1371,7 @@
         <w:pStyle w:val="Heading2"/>
       </w:pPr>
       <w:r>
-        <w:t>Методолошки монотеизам</w:t>
+        <w:t>Ћутање Бога и конкурентни свет</w:t>
       </w:r>
     </w:p>
     <w:p>
@@ -1065,7 +1379,7 @@
         <w:rPr>
           <w:b w:val="0"/>
         </w:rPr>
-        <w:t>Човек има много стварних везаности и обавеза: породицу, професију, народ, државу, сопствено тело. ХТТ не захтева њихово уклањање. Методолошки монотеизам значи да делимични основи треба да добију место и меру у односу на максимални Основ. Ниједан од њих не може без провере захтевати целог човека.</w:t>
+        <w:t>„Језик Бога“ у I тому поставља болно питање: како повезати исповедање Бога Љубави са стварношћу патње и доживљајем Његовог ћутања? То није само поглавље о сакралном језику или логичкој структури творевине. Оно истражује неподударност између интервенције коју човек очекује и промене самог човека којој се хришћанство обраћа.</w:t>
       </w:r>
     </w:p>
     <w:p>
@@ -1073,7 +1387,7 @@
         <w:rPr>
           <w:b w:val="0"/>
         </w:rPr>
-        <w:t>Такав принцип има практичан смисао. Ако држава тражи жртвовање истине ради државне користи, поставља се питање њеног права на тај захтев. Ако породица тражи неправду према некоме са стране, блискост сама по себи не укида истину и правду. Ако црквена организација тражи одбрану свог угледа насупрот признатој чињеници, институција ризикује да заузме место оног Основа којем треба да служи.</w:t>
+        <w:t>Конкурентна онтологија разуме биће кроз борбу за очување, надмоћ и контролу. У таквом свету чак и Бог може бити замишљен као најјачи учесник од којег се очекује победа сопствене стране. Солидарна онтологија претпоставља другачији тип односа: пуноћа једнога не треба да се остварује уништењем другога. Смирење је овде повезано са одбијањем да се присвоји средиште бића, а усмереност ка циљу — са спремношћу да се стварно ступи у другачији однос према животу.</w:t>
       </w:r>
     </w:p>
     <w:p>
@@ -1081,7 +1395,7 @@
         <w:rPr>
           <w:b w:val="0"/>
         </w:rPr>
-        <w:t>Међутим, принцип јединственог крајњег основа још није исто што и пуно исповедање Тројице. У II тому аутор посебно ограничава његов статус на структуру оријентације. Он може припремати богословско разматрање, али га не замењује. Снажна анализа мора показати у којој се фази уводи специфично хришћански садржај. [II, „Генеза субјектности“, §5.3.]</w:t>
+        <w:t>Такво читање објашњава зашто хришћанство није дужно да потврди свако људско очекивање моћи. Међутим, оно не уклања сва питања теодицеје. Из тога што принудна интервенција може потиснути слободу још не следи објашњење сваке патње, нарочито патње оних који нису способни да је смислено прихвате. Зато поглавље треба читати као тумачење хришћанског начина одговора, не представљајући га као довршен доказ оправданости свега што се догађа. [I, „Језик Бога“.]</w:t>
       </w:r>
     </w:p>
     <w:p>
@@ -1089,7 +1403,7 @@
         <w:pStyle w:val="Heading2"/>
       </w:pPr>
       <w:r>
-        <w:t>Идолопоклонство као грешка основа</w:t>
+        <w:t>Покајање и аскетика</w:t>
       </w:r>
     </w:p>
     <w:p>
@@ -1097,7 +1411,7 @@
         <w:rPr>
           <w:b w:val="0"/>
         </w:rPr>
-        <w:t>Идол у ХТТ није само култна слика. Идолопоклонство настаје када коначан предмет, модел или институција добије статус коначне Реалности. Човек почиње да га штити од сваке провере и да му потчињава другог човека.</w:t>
+        <w:t>Покајање у ХТТ захвата основе опажања и деловања. Човек не жали само због преступа, него утврђује које је разумевање себе и света учинило преступ могућим. Ако и даље сматра другог човека средством сопственог умирења, појединачно извињење можда неће променити структуру односа која се репродукује.</w:t>
       </w:r>
     </w:p>
     <w:p>
@@ -1105,7 +1419,7 @@
         <w:rPr>
           <w:b w:val="0"/>
         </w:rPr>
-        <w:t>То омогућава критику идолопоклонства унутар саме религиозности. Исправно име предмета поклоњења не гарантује исправан однос. Човек може изговарати „Бог“, подразумевајући апсолутну потврду своје групе. Може поштовати истину, а фактички бранити сопствену непогрешивост. Зато се логосоцентричност одређује оним из чега човек делује, а не само речником његовог самоописа.</w:t>
+        <w:t>Онтолошка аскетика означава дисциплину одрицања од неодрживих елемената сопствене карте. То је тешка способност: погрешна конструкција може подржавати достојанство, припадност и уобичајену безбедност. Одрицање од ње захтева не само аргумент него и спремност да се живи другачије.</w:t>
       </w:r>
     </w:p>
     <w:p>
@@ -1113,25 +1427,30 @@
         <w:rPr>
           <w:b w:val="0"/>
         </w:rPr>
-        <w:t>Логософугалност, сходно томе, означава удаљавање од такве провере и везе са Основом. Она може бити веома организована и технолошки делотворна. Смисаона уређеност није исто што и морална истинитост: и лажан пројекат може стварати дисциплину и постојане процедуре. На овом месту разликовања каснијих томова прецизирају оштрија супротстављања раног филозофског дела.</w:t>
-      </w:r>
-    </w:p>
-    <w:p>
-      <w:bookmarkStart w:id="8" w:name="section_8"/>
+        <w:t>При томе непрестана провера не значи хроничну психолошку дестабилизацију. Постојане навике, вештине и облици живота могу подржавати одговор. Важна је њихова отвореност корекцији, а не обавезно рушење постојаности при сваком поступку. Каснији метод овде омогућава опрезније читање језика непрестаног раскида у I тому.</w:t>
+      </w:r>
+    </w:p>
+    <w:p>
+      <w:bookmarkStart w:id="11" w:name="section_11"/>
       <w:pPr>
         <w:pStyle w:val="Heading1"/>
       </w:pPr>
       <w:r>
-        <w:t>8 Образ Божији и пуноћа личности</w:t>
-      </w:r>
-      <w:bookmarkEnd w:id="8"/>
+        <w:t>11 Црква као догађај и историјски облик</w:t>
+      </w:r>
+      <w:bookmarkEnd w:id="11"/>
     </w:p>
     <w:p>
       <w:pPr>
         <w:pStyle w:val="Heading2"/>
       </w:pPr>
       <w:r>
-        <w:t>Индивидуалност и незаменљивост</w:t>
+        <w:t>Општење уместо узајамног потврђивања</w:t>
+      </w:r>
+    </w:p>
+    <w:p>
+      <w:r>
+        <w:t>Онтолошка комуникација почиње тамо где сусрет са другим може не само да пружи човеку нове податке него и да промени основе његовог разумевања. То захтева признавање самосталне стварности саговорника, која се не своди на његово место у сопственој слици света. Одговор другог може открити оно што та карта не обухвата.</w:t>
       </w:r>
     </w:p>
     <w:p>
@@ -1139,7 +1458,7 @@
         <w:rPr>
           <w:b w:val="0"/>
         </w:rPr>
-        <w:t>Биографска непоновљивост човека сама по себи још не открива оно што ХТТ тражи у личности. Непоновљив може бити и спој узрока. Пројекат пита нешто друго: зашто управо овај човек има право на сопствени одговор и не може бити замењен функционално равновредним извршиоцем?</w:t>
+        <w:t>За ХТТ то је битно и у односу према Богу и у односу према човеку. Општење се не своди на интензитет доживљаја или на слагање. Чак и сукоб може постати догађај сусрета ако његови учесници допуштају проверу својих основа. Насупрот томе, једнодушност може бити резултат систематског искључивања оних који се не слажу.</w:t>
       </w:r>
     </w:p>
     <w:p>
@@ -1147,7 +1466,15 @@
         <w:rPr>
           <w:b w:val="0"/>
         </w:rPr>
-        <w:t>Богословски одговор гради се посредством образа Божијег и подобија. Образ означава човеку дату могућност личног одговора; подобије — њено развијање у правцу пуноће односа према Богу. То је радно разликовање архитектуре одговора, а не исцрпна дефиниција свих значења образа и подобија у хришћанској традицији. Чланак о пневматологији изричито тако ограничава свој предмет.</w:t>
+        <w:t>Црква се разматра као простор у којем таква комуникација треба да добије постојан историјски облик. Богословски смисао сабрања и Евхаристије повезује се са учешћем у животу Царства и искуством заједнице које се не исцрпљује правилима конкурентног света. Тајна се не замењује разговором: реч је о људском облику учешћа у дејству Бога. [I, „Полазна. Некада изворна“; „Оглед…“, гл.6–7; II, „Есхатолошка субјектност“, §§9–10.]</w:t>
+      </w:r>
+    </w:p>
+    <w:p>
+      <w:pPr>
+        <w:pStyle w:val="Heading2"/>
+      </w:pPr>
+      <w:r>
+        <w:t>Зашто је потребна инфраструктура</w:t>
       </w:r>
     </w:p>
     <w:p>
@@ -1155,7 +1482,23 @@
         <w:rPr>
           <w:b w:val="0"/>
         </w:rPr>
-        <w:t>Људско настајање не ствара достојанство ни из чега и не чини мање компетентног човека мање достојним бриге. Једна од најважнијих последица есхатолошког дела ХТТ јесте да се вредност конкретне личности не може мерити њеном тренутном продуктивношћу. Позив на заједницу са Богом претходи оцени фактичке успешности одговора. То је нарочито важно за разумевање детета, болесног, зависног човека или особе са инвалидитетом. Последња примена је закључак ове анализе из разликовања дара и актуализације, а не посебна развијена теорија у корпусу. [III, §11; „У потрази за пневматологијом“, §2; II, „Есхатолошка субјектност“, §§11–14.]</w:t>
+        <w:t>Појединачан догађај сусрета може се показати непреносивим и нерепродуктивним. Историјски облик — богослужење, учење, заједница, дисциплина, памћење, руковођење — ствара услове у којима нов човек може ући у искуство и развити сопствени одговор.</w:t>
+      </w:r>
+    </w:p>
+    <w:p>
+      <w:r>
+        <w:rPr>
+          <w:b w:val="0"/>
+        </w:rPr>
+        <w:t>Зато реч „инфраструктура“ не треба да значи да је Црква само услужна организација. Она издваја један аспект њеног историјског постојања: шта омогућава формирање, одржавање, проверу и репродуковање есхатолошке субјектности. То је функционална перспектива унутар богословског разумевања, а не исцрпна догматска дефиниција.</w:t>
+      </w:r>
+    </w:p>
+    <w:p>
+      <w:r>
+        <w:rPr>
+          <w:b w:val="0"/>
+        </w:rPr>
+        <w:t>Црквени облик може вршити своју функцију, бити у процесу њеног усвајања, надокнађивати одсуство резултата, симулирати га или производити супротан ефекат. На пример, руковођење позвано да научи разликовању може учврстити неспособност одлучивања без руководиоца. За такву дијагнозу потребни су конкретни подаци о пракси; сам критички тон није довољан. [III, одељак XIII; „У потрази за пневматологијом“, §16.]</w:t>
       </w:r>
     </w:p>
     <w:p>
@@ -1163,7 +1506,7 @@
         <w:pStyle w:val="Heading2"/>
       </w:pPr>
       <w:r>
-        <w:t>Обожење и очување људског</w:t>
+        <w:t>Послушање и одговорност</w:t>
       </w:r>
     </w:p>
     <w:p>
@@ -1171,7 +1514,7 @@
         <w:rPr>
           <w:b w:val="0"/>
         </w:rPr>
-        <w:t>Обожење у логици ХТТ означава учешће у животу Бога уз очување разлике између Творца и творевине. Човек не постаје извор самога себе и не нестаје у безличној целини. Напротив, пуноћа општења захтева очување онога ко општи.</w:t>
+        <w:t>ХТТ омогућава да се послушању постави строго питање: чини ли оно човека способним за потпунији одговор или преноси ауторство његовог живота на друго лице? Споља слични поступци могу имати различит смисао. Добровољно прихватање дисциплине може проширити слободу; принудно сузбијање приговора — сузити је.</w:t>
       </w:r>
     </w:p>
     <w:p>
@@ -1179,7 +1522,30 @@
         <w:rPr>
           <w:b w:val="0"/>
         </w:rPr>
-        <w:t>Зато одрицање од аутономног самоутемељења није исто што и одрицање од личности. Укида се претензија да се буде апсолутни извор, али се чувају име, историја, одговор и одговорност. У томе је начелна разлика између причасности и апсорпције.</w:t>
+        <w:t>Разлика се не може установити само по речи „послушање“ или по чињеници ограничења. Треба утврдити да ли се чувају провера, одговорност, могућност указивања на несагласност и признавање граница руководиочеве власти. Институција не може прогласити себе последњим адресатом преадресирања и присвојити дејство Бога.</w:t>
+      </w:r>
+    </w:p>
+    <w:p>
+      <w:r>
+        <w:t>Једно од средишњих еклисиолошких питања ХТТ може се зато формулисати овако: производи ли црквени живот људе способне да сами одговарају Богу? Таква поставка питања не захтева порицање институције. Она од институције захтева да покаже сопствену верност назначењу ради којег постоји.</w:t>
+      </w:r>
+    </w:p>
+    <w:p>
+      <w:bookmarkStart w:id="12" w:name="section_12"/>
+      <w:pPr>
+        <w:pStyle w:val="Heading1"/>
+      </w:pPr>
+      <w:r>
+        <w:t>12 Есхатологија и отвореност историје</w:t>
+      </w:r>
+      <w:bookmarkEnd w:id="12"/>
+    </w:p>
+    <w:p>
+      <w:pPr>
+        <w:pStyle w:val="Heading2"/>
+      </w:pPr>
+      <w:r>
+        <w:t>Будућност као основ садашњег деловања</w:t>
       </w:r>
     </w:p>
     <w:p>
@@ -1187,7 +1553,23 @@
         <w:rPr>
           <w:b w:val="0"/>
         </w:rPr>
-        <w:t>Формула „Christ bin“, која се провлачи кроз I том, изражава радикалност хришћанског самоодређења: хришћанство треба да постане начин постојања, а не спољашњи однос према поштованом узору. Треба је читати кроз причасност Христу, а не као човеково присвајање јединственог ипостасног статуса оваплоћеног Сина. II том подржава управо ово разликовање: Бог у Христу улази у онтику непосредно и ипостасно; људски историјски одговор је изведен и посредован. [I, „Ка онтологији Логоса“; „Вера као компетенција“; II, „Есхатолошка субјектност“, §§6, 13.]</w:t>
+        <w:t>Човек не делује само под утицајем прошлости. Он доводи садашњост у однос са оним чега још нема: васпитава дете, ствара установу, чува обећање. Будућност је присутна у деловању као хоризонт, а не као већ постојећи предмет.</w:t>
+      </w:r>
+    </w:p>
+    <w:p>
+      <w:r>
+        <w:rPr>
+          <w:b w:val="0"/>
+        </w:rPr>
+        <w:t>Есхатолошка субјектност у ХТТ открива ову структуру у односу на крајњу пуноћу. Она се не своди на прогнозу последњих догађаја. Човек може оцењивати постојећи поредак са становишта онога што је људско постојање позвано да постане. Зато историјски успешно не добија аутоматски статус коначно истинитог.</w:t>
+      </w:r>
+    </w:p>
+    <w:p>
+      <w:r>
+        <w:rPr>
+          <w:b w:val="0"/>
+        </w:rPr>
+        <w:t>Есхатолошки хоризонт има метапројектну функцију: отвара простор могућих модела, али не диктира једини политички или економски програм. Између Основа и конкретне установе налазе се људско тумачење, избор, ресурси, ризик и одговорност. Приписати свом пројекту безусловни божански ауторитет значи уклонити управо ове прелазе. [II, „Есхатолошка субјектност“, §§1–8.]</w:t>
       </w:r>
     </w:p>
     <w:p>
@@ -1195,12 +1577,7 @@
         <w:pStyle w:val="Heading2"/>
       </w:pPr>
       <w:r>
-        <w:t>Апсолутни значај без апсолутности бића</w:t>
-      </w:r>
-    </w:p>
-    <w:p>
-      <w:r>
-        <w:t>У II тому разликују се апсолутност Бога и апсолутни значај личности за Бога. Човек је коначан и створен. Али његова коначност не значи да је заменљив или да се може жртвовати безличној целини као потрошни материјал.</w:t>
+        <w:t>Отвореност и лажно довршење</w:t>
       </w:r>
     </w:p>
     <w:p>
@@ -1208,30 +1585,73 @@
         <w:rPr>
           <w:b w:val="0"/>
         </w:rPr>
-        <w:t>Хришћанско обећање вечног живота односи се на конкретног човека, а не само на очување информација о њему, његовог друштвеног доприноса или општег људског типа. Зато питање личности добија есхатолошку дубину: шта омогућава управо овом човеку да очува идентитет у коначној заједници са Богом?</w:t>
-      </w:r>
-    </w:p>
-    <w:p>
-      <w:r>
-        <w:t>У оквиру својих хришћанских претпоставки ХТТ овде нуди богословско утемељење незаменљивости. Али тврдња да ниједан други филозофски основ незаменљивости није могућ била би посебна, шира теза. За њу није довољно показати снагу хришћанског решења: треба размотрити супарничке аргументе. [II, „Есхатолошка субјектност“, §§11–12.]</w:t>
-      </w:r>
-    </w:p>
-    <w:p>
-      <w:bookmarkStart w:id="9" w:name="section_9"/>
+        <w:t>Утопизам покушава да произведе коначну пуноћу средствима историје. Апокалиптичка парализа, обрнуто, одустаје од деловања јер очекује крај. Месијански нарцизам присваја човеку улогу незаменљивог спаситеља; есхатолошка инфлација проглашава сваки догађај последњом битком.</w:t>
+      </w:r>
+    </w:p>
+    <w:p>
+      <w:r>
+        <w:rPr>
+          <w:b w:val="0"/>
+        </w:rPr>
+        <w:t>Заједнички недостатак ових режима је губитак разлике између крајњег хоризонта и коначног историјског облика. ХТТ чува право на одлучно деловање без проглашавања сопственог деловања коначним. Подложност исправци није исто што и одсуство уверења; ограниченост пројекта не укида обавезу његовог остварења ако је оправдан.</w:t>
+      </w:r>
+    </w:p>
+    <w:p>
+      <w:r>
+        <w:rPr>
+          <w:b w:val="0"/>
+        </w:rPr>
+        <w:t>Историја проверава не само квалитет извршења. Отпор стварности може открити грешку самог модела или поретка вредности. Зато верност Основу понекад захтева промену пројекта који је првобитно схватан као израз те верности.</w:t>
+      </w:r>
+    </w:p>
+    <w:p>
+      <w:pPr>
+        <w:pStyle w:val="Heading2"/>
+      </w:pPr>
+      <w:r>
+        <w:t>Есхатон није бесконачна расправа</w:t>
+      </w:r>
+    </w:p>
+    <w:p>
+      <w:r>
+        <w:rPr>
+          <w:b w:val="0"/>
+        </w:rPr>
+        <w:t>У историјском деловању отвореност означава могућност корекције и одбијање сакрализације коначних облика. Али коначни есхатон у ХТТ не своди се на вечну недовршеност. Он обухвата васкрсење тела, преображај творевине, Царство Божије и пуноћу општења.</w:t>
+      </w:r>
+    </w:p>
+    <w:p>
+      <w:r>
+        <w:rPr>
+          <w:b w:val="0"/>
+        </w:rPr>
+        <w:t>Формула вечне онтолошке комуникације означава учешће у животу Бога уз очување личности и разлике између Творца и творевине. Она не означава бесконачну размену информација. Не васкрсава само способност мишљења: човек улази у пуноћу у целовитости створеног бића.</w:t>
+      </w:r>
+    </w:p>
+    <w:p>
+      <w:r>
+        <w:rPr>
+          <w:b w:val="0"/>
+        </w:rPr>
+        <w:t>Зато преглед који све завршава једном речју „отвореност“ губи позитиван садржај хришћанске наде. ХТТ повезује историјску недовршеност људских конструкција са обећањем пуноће коју човек није способан да произведе сопственим снагама. [II, „Есхатолошка субјектност“, §§11–15.]</w:t>
+      </w:r>
+    </w:p>
+    <w:p>
+      <w:bookmarkStart w:id="13" w:name="section_13"/>
       <w:pPr>
         <w:pStyle w:val="Heading1"/>
       </w:pPr>
       <w:r>
-        <w:t>9 Оваплоћење Крст и васкрсење</w:t>
-      </w:r>
-      <w:bookmarkEnd w:id="9"/>
+        <w:t>13 Тројични основ и пневматологија</w:t>
+      </w:r>
+      <w:bookmarkEnd w:id="13"/>
     </w:p>
     <w:p>
       <w:pPr>
         <w:pStyle w:val="Heading2"/>
       </w:pPr>
       <w:r>
-        <w:t>Иницијатива Бога</w:t>
+        <w:t>Зашто благодат није додатни модул</w:t>
       </w:r>
     </w:p>
     <w:p>
@@ -1239,7 +1659,7 @@
         <w:rPr>
           <w:b w:val="0"/>
         </w:rPr>
-        <w:t>Ако се ХТТ изложи само као лествица људских напора, настаје битно искривљење. Човек проверава своје основе, доживљава слом, преадресира живот — и као да сам достиже Бога. У II тому јасно је речено супротно: човеково кретање ка Богу заснива се на претходном кретању Бога ка човеку.</w:t>
+        <w:t>Чланак „У потрази за пневматологијом“ почиње празнином коју аутор признаје. Архитектура људског одговора већ је била развијена, али место Светог Духа и благодати није добило посебно објашњење. Решење није додавање четвртог елемента ДИП, ОС и субјектности, него богословско читање читаве архитектуре.</w:t>
       </w:r>
     </w:p>
     <w:p>
@@ -1247,7 +1667,7 @@
         <w:rPr>
           <w:b w:val="0"/>
         </w:rPr>
-        <w:t>Оваплоћење значи да Логос улази у створену стварност, прихватајући људску природу, тело и историју. Основ не поставља човеку захтев само споља. У Христу он постаје учесник људске рањивости. Зато се богословље пројекта не може исцрпети универзалном техником навигације међу картама.</w:t>
+        <w:t>Смер аргумента овде је једностран. Тројица се не изводи из тога што антрополошки модел има три димензије. Пројекат већ полази од хришћанског исповедања и проверава да ли независно уведена разликовања омогућавају прецизнији опис једног аспекта образа Божијег.</w:t>
       </w:r>
     </w:p>
     <w:p>
@@ -1255,7 +1675,7 @@
         <w:rPr>
           <w:b w:val="0"/>
         </w:rPr>
-        <w:t>То такође ограничава негативан однос према онтичком. Ако Син прихвата тело и историју, конкретност света није само препрека узлажењу ка смислу. Она постаје место сусрета и одговора. Рад, телесна брига и праведно уређење односа добијају значај као облици историјског оваплоћења, мада ниједан од њих не постаје само Царство Божије. [II, „Есхатолошка субјектност“, §§6, 13–14.]</w:t>
+        <w:t>То је начелно ограничење. Антрополошка схема не доказује догмат; догматско исповедање не чини аутоматски истинитом сваку предложену антрополошку аналогију. Сагласност мора показати објашњавалачку снагу и издржати негативну проверу. [III, „У потрази за пневматологијом“, §§1–4.]</w:t>
       </w:r>
     </w:p>
     <w:p>
@@ -1263,12 +1683,7 @@
         <w:pStyle w:val="Heading2"/>
       </w:pPr>
       <w:r>
-        <w:t>Крст као провера основа</w:t>
-      </w:r>
-    </w:p>
-    <w:p>
-      <w:r>
-        <w:t>Крст заузима средишње место у ХТТ зато што раздваја верност истини од гаранције сопственог успеха. Ако човек сматра истинитим само оно што чува његову снагу, углед и безбедност, он и даље сматра самог себе последњим основом. Пракса Крста означава могућност одрицања од тог услова.</w:t>
+        <w:t>Три сагласности и њихова асиметрија</w:t>
       </w:r>
     </w:p>
     <w:p>
@@ -1276,7 +1691,7 @@
         <w:rPr>
           <w:b w:val="0"/>
         </w:rPr>
-        <w:t>Али не постаје свака жртва хришћанска. Човек може погинути за лажан пројекат, услед туђе принуде или због сопствене грандиозности. Сама величина губитка не доказује истинитост адресата. Хришћанско разликовање захтева разматрање односа према истини, слободи другога, одговорности и самом Христу.</w:t>
+        <w:t>Субјектност се првенствено доводи у однос са очинским принципом почетка, ауторства и одговорности. Човек није беспочетан, али може бити стварни изведени почетак одговора. То није степен божанствености, него разликовање примљености способности и сопственог остварења чина.</w:t>
       </w:r>
     </w:p>
     <w:p>
@@ -1284,7 +1699,7 @@
         <w:rPr>
           <w:b w:val="0"/>
         </w:rPr>
-        <w:t>Зато се пракса Крста не сме претворити у захтев да човек непрестано излаже себе опасности или да допушта институцији да располаже туђом патњом. У терминима каснијег ХТТ, онај ко захтева цену мора образложити своје право на захтев; добровољна аскеза није исто што и спољашње одузимање субјектности. Богословска формула не ослобађа од такве провере.</w:t>
+        <w:t>ОС се првенствено доводи у однос са синовским, логосним принципом разликовања и операције. Свет није апсолутно неразлучив хаос, а људски одговор може имати смисаону одређеност. При томе је логосна димензија шира од ОС: односи се и на одређеност саме Реалности и на структуру њеног присуства.</w:t>
       </w:r>
     </w:p>
     <w:p>
@@ -1292,7 +1707,15 @@
         <w:rPr>
           <w:b w:val="0"/>
         </w:rPr>
-        <w:t>У II тому Крст добија додатно тумачење: Бог допушта стварне последице људског суда над Собом, не признајући тај суд истинитим. Човекова слобода показује се толико озбиљном да њен погрешан одговор постаје историјски догађај. Ово ауторово богословско читање открива цену односа, али не значи да људска пресуда стиче власт над крајњом истином Бога. [I, „Вера као компетенција“; II, „Онтогенеза субјектности“, §22; „Есхатолошка субјектност“, §13.]</w:t>
+        <w:t>ДИП се делимично доводи у однос са пневматолошком димензијом по структури присуства. Истина не треба само да буде исправно именована, него да постане жива и значајна за човека, да га дотакне и стекне могућност промене начина живота. Међутим, снажно присуство још не потврђује истину: страх, идол или лажна слика такође могу потпуно овладати свешћу.</w:t>
+      </w:r>
+    </w:p>
+    <w:p>
+      <w:r>
+        <w:rPr>
+          <w:b w:val="0"/>
+        </w:rPr>
+        <w:t>Сагласности су свесно несиметричне. Пневматолошка димензија прожима читаву архитектуру: отвореност, оживљавање односа према истини, исцељење, прелаз од знања ка стварном одговору. Она није ограничена на ДИП. Исто тако, субјектност није искључива област дејства Оца, а операције нису искључива област дејства Сина. Дејство Тројице је јединствено. [Исто, §§3–15.]</w:t>
       </w:r>
     </w:p>
     <w:p>
@@ -1300,438 +1723,12 @@
         <w:pStyle w:val="Heading2"/>
       </w:pPr>
       <w:r>
-        <w:t>Зашто је без васкрсења аргумент непотпун</w:t>
-      </w:r>
-    </w:p>
-    <w:p>
-      <w:r>
-        <w:rPr>
-          <w:b w:val="0"/>
-        </w:rPr>
-        <w:t>Ако се стане на Крсту као поштењу пред поразом, добија се филозофија достојанства у катастрофи. Хришћански смисао ХТТ је шири. Васкрсење значи да смрт и историјска пресуда нису коначни хоризонт људске природе коју је Логос примио.</w:t>
-      </w:r>
-    </w:p>
-    <w:p>
-      <w:r>
-        <w:rPr>
-          <w:b w:val="0"/>
-        </w:rPr>
-        <w:t>Вера овде не претвара пораз у победу речима. Она доводи историјски догађај у однос са обећаном пуноћом чији је извор у Богу. Људска способност да издржи кризу не производи васкрсење и не доказује га емпиријски. Васкрсење улази у пројекат као садржај хришћанске благовести и основ наде.</w:t>
-      </w:r>
-    </w:p>
-    <w:p>
-      <w:r>
-        <w:rPr>
-          <w:b w:val="0"/>
-        </w:rPr>
-        <w:t>Ово разликовање омогућава избегавање две редукције. Прва претвара хришћанство у херојску психологију: издржи све — и тиме ћеш се спасти. Друга претвара наду у порицање последица: пошто ће Бог победити, људска грешка није битна. ХТТ истовремено захтева стварност историјске цене и отвореност хоризонту који се не исцрпљује историјом.</w:t>
-      </w:r>
-    </w:p>
-    <w:p>
-      <w:bookmarkStart w:id="10" w:name="section_10"/>
-      <w:pPr>
-        <w:pStyle w:val="Heading1"/>
-      </w:pPr>
-      <w:r>
-        <w:t>10 Вера као компетенција и језик Бога</w:t>
-      </w:r>
-      <w:bookmarkEnd w:id="10"/>
-    </w:p>
-    <w:p>
-      <w:pPr>
-        <w:pStyle w:val="Heading2"/>
-      </w:pPr>
-      <w:r>
-        <w:t>Од уверења ка способности живљења</w:t>
-      </w:r>
-    </w:p>
-    <w:p>
-      <w:r>
-        <w:rPr>
-          <w:b w:val="0"/>
-        </w:rPr>
-        <w:t>Вера у ХТТ има психолошке, друштвене и интелектуалне изразе, али се њима не исцрпљује. Доживљај, припадност и уверење могу постојати у најразличитијим религијским и идеолошким системима. Специфично хришћанско питање тиче се извора живота и односа према будућности.</w:t>
-      </w:r>
-    </w:p>
-    <w:p>
-      <w:r>
-        <w:rPr>
-          <w:b w:val="0"/>
-        </w:rPr>
-        <w:t>Компетенција означава постојану способност деловања тамо где знања и упутства не дају готово решење. Човек може много знати о праштању и не успети да опрости; разумети неопходност истине и сакрити је пред претњом губитка. Између садржаја свести и начина постојања остаје прелаз који није могуће остварити једном дефиницијом.</w:t>
-      </w:r>
-    </w:p>
-    <w:p>
-      <w:r>
-        <w:rPr>
-          <w:b w:val="0"/>
-        </w:rPr>
-        <w:t>Вера као компетенција је способност да се у променљивим условима сачува оријентација према Богу и истини, прихвати одговорност, проверава сопствено разумевање и обнавља одговор. Она не гарантује исправност сваке одлуке и не чини верника свезнајућим. Њена зрелост укључује способност признавања грешке без разарања самог односа према Основу. [I, „О природи вере“; „Вера као компетенција“; III, одељак XIII.]</w:t>
-      </w:r>
-    </w:p>
-    <w:p>
-      <w:pPr>
-        <w:pStyle w:val="Heading2"/>
-      </w:pPr>
-      <w:r>
-        <w:t>Ћутање Бога и конкурентни свет</w:t>
-      </w:r>
-    </w:p>
-    <w:p>
-      <w:r>
-        <w:rPr>
-          <w:b w:val="0"/>
-        </w:rPr>
-        <w:t>„Језик Бога“ у I тому поставља болно питање: како повезати исповедање Бога Љубави са стварношћу патње и доживљајем Његовог ћутања? То није само поглавље о сакралном језику или логичкој структури творевине. Оно истражује неподударност између интервенције коју човек очекује и промене самог човека којој се хришћанство обраћа.</w:t>
-      </w:r>
-    </w:p>
-    <w:p>
-      <w:r>
-        <w:rPr>
-          <w:b w:val="0"/>
-        </w:rPr>
-        <w:t>Конкурентна онтологија разуме биће кроз борбу за очување, надмоћ и контролу. У таквом свету чак и Бог може бити замишљен као најјачи учесник од којег се очекује победа сопствене стране. Солидарна онтологија претпоставља другачији тип односа: пуноћа једнога не треба да се остварује уништењем другога. Смирење је овде повезано са одбијањем да се присвоји средиште бића, а усмереност ка циљу — са спремношћу да се стварно ступи у другачији однос према животу.</w:t>
-      </w:r>
-    </w:p>
-    <w:p>
-      <w:r>
-        <w:rPr>
-          <w:b w:val="0"/>
-        </w:rPr>
-        <w:t>Такво читање објашњава зашто хришћанство није дужно да потврди свако људско очекивање моћи. Међутим, оно не уклања сва питања теодицеје. Из тога што принудна интервенција може потиснути слободу још не следи објашњење сваке патње, нарочито патње оних који нису способни да је смислено прихвате. Зато поглавље треба читати као тумачење хришћанског начина одговора, не представљајући га као довршен доказ оправданости свега што се догађа. [I, „Језик Бога“.]</w:t>
-      </w:r>
-    </w:p>
-    <w:p>
-      <w:pPr>
-        <w:pStyle w:val="Heading2"/>
-      </w:pPr>
-      <w:r>
-        <w:t>Покајање и аскетика</w:t>
-      </w:r>
-    </w:p>
-    <w:p>
-      <w:r>
-        <w:rPr>
-          <w:b w:val="0"/>
-        </w:rPr>
-        <w:t>Покајање у ХТТ захвата основе опажања и деловања. Човек не жали само због преступа, него утврђује које је разумевање себе и света учинило преступ могућим. Ако и даље сматра другог човека средством сопственог умирења, појединачно извињење можда неће променити структуру односа која се репродукује.</w:t>
-      </w:r>
-    </w:p>
-    <w:p>
-      <w:r>
-        <w:rPr>
-          <w:b w:val="0"/>
-        </w:rPr>
-        <w:t>Онтолошка аскетика означава дисциплину одрицања од неодрживих елемената сопствене карте. То је тешка способност: погрешна конструкција може подржавати достојанство, припадност и уобичајену безбедност. Одрицање од ње захтева не само аргумент него и спремност да се живи другачије.</w:t>
-      </w:r>
-    </w:p>
-    <w:p>
-      <w:r>
-        <w:rPr>
-          <w:b w:val="0"/>
-        </w:rPr>
-        <w:t>При томе непрестана провера не значи хроничну психолошку дестабилизацију. Постојане навике, вештине и облици живота могу подржавати одговор. Важна је њихова отвореност корекцији, а не обавезно рушење постојаности при сваком поступку. Каснији метод овде омогућава опрезније читање језика непрестаног раскида у I тому.</w:t>
-      </w:r>
-    </w:p>
-    <w:p>
-      <w:bookmarkStart w:id="11" w:name="section_11"/>
-      <w:pPr>
-        <w:pStyle w:val="Heading1"/>
-      </w:pPr>
-      <w:r>
-        <w:t>11 Црква као догађај и историјски облик</w:t>
-      </w:r>
-      <w:bookmarkEnd w:id="11"/>
-    </w:p>
-    <w:p>
-      <w:pPr>
-        <w:pStyle w:val="Heading2"/>
-      </w:pPr>
-      <w:r>
-        <w:t>Општење уместо узајамног потврђивања</w:t>
-      </w:r>
-    </w:p>
-    <w:p>
-      <w:r>
-        <w:t>Онтолошка комуникација почиње тамо где сусрет са другим може не само да пружи човеку нове податке него и да промени основе његовог разумевања. То захтева признавање самосталне стварности саговорника, која се не своди на његово место у сопственој слици света. Одговор другог може открити оно што та карта не обухвата.</w:t>
-      </w:r>
-    </w:p>
-    <w:p>
-      <w:r>
-        <w:rPr>
-          <w:b w:val="0"/>
-        </w:rPr>
-        <w:t>За ХТТ то је битно и у односу према Богу и у односу према човеку. Општење се не своди на интензитет доживљаја или на слагање. Чак и сукоб може постати догађај сусрета ако његови учесници допуштају проверу својих основа. Насупрот томе, једнодушност може бити резултат систематског искључивања оних који се не слажу.</w:t>
-      </w:r>
-    </w:p>
-    <w:p>
-      <w:r>
-        <w:rPr>
-          <w:b w:val="0"/>
-        </w:rPr>
-        <w:t>Црква се разматра као простор у којем таква комуникација треба да добије постојан историјски облик. Богословски смисао сабрања и Евхаристије повезује се са учешћем у животу Царства и искуством заједнице које се не исцрпљује правилима конкурентног света. Тајна се не замењује разговором: реч је о људском облику учешћа у дејству Бога. [I, „Полазна. Некада изворна“; „Оглед…“, гл.6–7; II, „Есхатолошка субјектност“, §§9–10.]</w:t>
-      </w:r>
-    </w:p>
-    <w:p>
-      <w:pPr>
-        <w:pStyle w:val="Heading2"/>
-      </w:pPr>
-      <w:r>
-        <w:t>Зашто је потребна инфраструктура</w:t>
-      </w:r>
-    </w:p>
-    <w:p>
-      <w:r>
-        <w:rPr>
-          <w:b w:val="0"/>
-        </w:rPr>
-        <w:t>Појединачан догађај сусрета може се показати непреносивим и нерепродуктивним. Историјски облик — богослужење, учење, заједница, дисциплина, памћење, руковођење — ствара услове у којима нов човек може ући у искуство и развити сопствени одговор.</w:t>
-      </w:r>
-    </w:p>
-    <w:p>
-      <w:r>
-        <w:rPr>
-          <w:b w:val="0"/>
-        </w:rPr>
-        <w:t>Зато реч „инфраструктура“ не треба да значи да је Црква само услужна организација. Она издваја један аспект њеног историјског постојања: шта омогућава формирање, одржавање, проверу и репродуковање есхатолошке субјектности. То је функционална перспектива унутар богословског разумевања, а не исцрпна догматска дефиниција.</w:t>
-      </w:r>
-    </w:p>
-    <w:p>
-      <w:r>
-        <w:rPr>
-          <w:b w:val="0"/>
-        </w:rPr>
-        <w:t>Црквени облик може вршити своју функцију, бити у процесу њеног усвајања, надокнађивати одсуство резултата, симулирати га или производити супротан ефекат. На пример, руковођење позвано да научи разликовању може учврстити неспособност одлучивања без руководиоца. За такву дијагнозу потребни су конкретни подаци о пракси; сам критички тон није довољан. [III, одељак XIII; „У потрази за пневматологијом“, §16.]</w:t>
-      </w:r>
-    </w:p>
-    <w:p>
-      <w:pPr>
-        <w:pStyle w:val="Heading2"/>
-      </w:pPr>
-      <w:r>
-        <w:t>Послушање и одговорност</w:t>
-      </w:r>
-    </w:p>
-    <w:p>
-      <w:r>
-        <w:rPr>
-          <w:b w:val="0"/>
-        </w:rPr>
-        <w:t>ХТТ омогућава да се послушању постави строго питање: чини ли оно човека способним за потпунији одговор или преноси ауторство његовог живота на друго лице? Споља слични поступци могу имати различит смисао. Добровољно прихватање дисциплине може проширити слободу; принудно сузбијање приговора — сузити је.</w:t>
-      </w:r>
-    </w:p>
-    <w:p>
-      <w:r>
-        <w:rPr>
-          <w:b w:val="0"/>
-        </w:rPr>
-        <w:t>Разлика се не може установити само по речи „послушање“ или по чињеници ограничења. Треба утврдити да ли се чувају провера, одговорност, могућност указивања на несагласност и признавање граница руководиочеве власти. Институција не може прогласити себе последњим адресатом преадресирања и присвојити дејство Бога.</w:t>
-      </w:r>
-    </w:p>
-    <w:p>
-      <w:r>
-        <w:t>Једно од средишњих еклисиолошких питања ХТТ може се зато формулисати овако: производи ли црквени живот људе способне да сами одговарају Богу? Таква поставка питања не захтева порицање институције. Она од институције захтева да покаже сопствену верност назначењу ради којег постоји.</w:t>
-      </w:r>
-    </w:p>
-    <w:p>
-      <w:bookmarkStart w:id="12" w:name="section_12"/>
-      <w:pPr>
-        <w:pStyle w:val="Heading1"/>
-      </w:pPr>
-      <w:r>
-        <w:t>12 Есхатологија и отвореност историје</w:t>
-      </w:r>
-      <w:bookmarkEnd w:id="12"/>
-    </w:p>
-    <w:p>
-      <w:pPr>
-        <w:pStyle w:val="Heading2"/>
-      </w:pPr>
-      <w:r>
-        <w:t>Будућност као основ садашњег деловања</w:t>
-      </w:r>
-    </w:p>
-    <w:p>
-      <w:r>
-        <w:rPr>
-          <w:b w:val="0"/>
-        </w:rPr>
-        <w:t>Човек не делује само под утицајем прошлости. Он доводи садашњост у однос са оним чега још нема: васпитава дете, ствара установу, чува обећање. Будућност је присутна у деловању као хоризонт, а не као већ постојећи предмет.</w:t>
-      </w:r>
-    </w:p>
-    <w:p>
-      <w:r>
-        <w:rPr>
-          <w:b w:val="0"/>
-        </w:rPr>
-        <w:t>Есхатолошка субјектност у ХТТ открива ову структуру у односу на крајњу пуноћу. Она се не своди на прогнозу последњих догађаја. Човек може оцењивати постојећи поредак са становишта онога што је људско постојање позвано да постане. Зато историјски успешно не добија аутоматски статус коначно истинитог.</w:t>
-      </w:r>
-    </w:p>
-    <w:p>
-      <w:r>
-        <w:rPr>
-          <w:b w:val="0"/>
-        </w:rPr>
-        <w:t>Есхатолошки хоризонт има метапројектну функцију: отвара простор могућих модела, али не диктира једини политички или економски програм. Између Основа и конкретне установе налазе се људско тумачење, избор, ресурси, ризик и одговорност. Приписати свом пројекту безусловни божански ауторитет значи уклонити управо ове прелазе. [II, „Есхатолошка субјектност“, §§1–8.]</w:t>
-      </w:r>
-    </w:p>
-    <w:p>
-      <w:pPr>
-        <w:pStyle w:val="Heading2"/>
-      </w:pPr>
-      <w:r>
-        <w:t>Отвореност и лажно довршење</w:t>
-      </w:r>
-    </w:p>
-    <w:p>
-      <w:r>
-        <w:rPr>
-          <w:b w:val="0"/>
-        </w:rPr>
-        <w:t>Утопизам покушава да произведе коначну пуноћу средствима историје. Апокалиптичка парализа, обрнуто, одустаје од деловања јер очекује крај. Месијански нарцизам присваја човеку улогу незаменљивог спаситеља; есхатолошка инфлација проглашава сваки догађај последњом битком.</w:t>
-      </w:r>
-    </w:p>
-    <w:p>
-      <w:r>
-        <w:rPr>
-          <w:b w:val="0"/>
-        </w:rPr>
-        <w:t>Заједнички недостатак ових режима је губитак разлике између крајњег хоризонта и коначног историјског облика. ХТТ чува право на одлучно деловање без проглашавања сопственог деловања коначним. Подложност исправци није исто што и одсуство уверења; ограниченост пројекта не укида обавезу његовог остварења ако је оправдан.</w:t>
-      </w:r>
-    </w:p>
-    <w:p>
-      <w:r>
-        <w:rPr>
-          <w:b w:val="0"/>
-        </w:rPr>
-        <w:t>Историја проверава не само квалитет извршења. Отпор стварности може открити грешку самог модела или поретка вредности. Зато верност Основу понекад захтева промену пројекта који је првобитно схватан као израз те верности.</w:t>
-      </w:r>
-    </w:p>
-    <w:p>
-      <w:pPr>
-        <w:pStyle w:val="Heading2"/>
-      </w:pPr>
-      <w:r>
-        <w:t>Есхатон није бесконачна расправа</w:t>
-      </w:r>
-    </w:p>
-    <w:p>
-      <w:r>
-        <w:rPr>
-          <w:b w:val="0"/>
-        </w:rPr>
-        <w:t>У историјском деловању отвореност означава могућност корекције и одбијање сакрализације коначних облика. Али коначни есхатон у ХТТ не своди се на вечну недовршеност. Он обухвата васкрсење тела, преображај творевине, Царство Божије и пуноћу општења.</w:t>
-      </w:r>
-    </w:p>
-    <w:p>
-      <w:r>
-        <w:rPr>
-          <w:b w:val="0"/>
-        </w:rPr>
-        <w:t>Формула вечне онтолошке комуникације означава учешће у животу Бога уз очување личности и разлике између Творца и творевине. Она не означава бесконачну размену информација. Не васкрсава само способност мишљења: човек улази у пуноћу у целовитости створеног бића.</w:t>
-      </w:r>
-    </w:p>
-    <w:p>
-      <w:r>
-        <w:rPr>
-          <w:b w:val="0"/>
-        </w:rPr>
-        <w:t>Зато преглед који све завршава једном речју „отвореност“ губи позитиван садржај хришћанске наде. ХТТ повезује историјску недовршеност људских конструкција са обећањем пуноће коју човек није способан да произведе сопственим снагама. [II, „Есхатолошка субјектност“, §§11–15.]</w:t>
-      </w:r>
-    </w:p>
-    <w:p>
-      <w:bookmarkStart w:id="13" w:name="section_13"/>
-      <w:pPr>
-        <w:pStyle w:val="Heading1"/>
-      </w:pPr>
-      <w:r>
-        <w:t>13 Тројични основ и пневматологија</w:t>
-      </w:r>
-      <w:bookmarkEnd w:id="13"/>
-    </w:p>
-    <w:p>
-      <w:pPr>
-        <w:pStyle w:val="Heading2"/>
-      </w:pPr>
-      <w:r>
-        <w:t>Зашто благодат није додатни модул</w:t>
-      </w:r>
-    </w:p>
-    <w:p>
-      <w:r>
-        <w:rPr>
-          <w:b w:val="0"/>
-        </w:rPr>
-        <w:t>Чланак „У потрази за пневматологијом“ почиње празнином коју аутор признаје. Архитектура људског одговора већ је била развијена, али место Светог Духа и благодати није добило посебно објашњење. Решење није додавање четвртог елемента ДИП, ОС и субјектности, него богословско читање читаве архитектуре.</w:t>
-      </w:r>
-    </w:p>
-    <w:p>
-      <w:r>
-        <w:rPr>
-          <w:b w:val="0"/>
-        </w:rPr>
-        <w:t>Смер аргумента овде је једностран. Тројица се не изводи из тога што антрополошки модел има три димензије. Пројекат већ полази од хришћанског исповедања и проверава да ли независно уведена разликовања омогућавају прецизнији опис једног аспекта образа Божијег.</w:t>
-      </w:r>
-    </w:p>
-    <w:p>
-      <w:r>
-        <w:rPr>
-          <w:b w:val="0"/>
-        </w:rPr>
-        <w:t>То је начелно ограничење. Антрополошка схема не доказује догмат; догматско исповедање не чини аутоматски истинитом сваку предложену антрополошку аналогију. Сагласност мора показати објашњавалачку снагу и издржати негативну проверу. [III, „У потрази за пневматологијом“, §§1–4.]</w:t>
-      </w:r>
-    </w:p>
-    <w:p>
-      <w:pPr>
-        <w:pStyle w:val="Heading2"/>
-      </w:pPr>
-      <w:r>
-        <w:t>Три сагласности и њихова асиметрија</w:t>
-      </w:r>
-    </w:p>
-    <w:p>
-      <w:r>
-        <w:rPr>
-          <w:b w:val="0"/>
-        </w:rPr>
-        <w:t>Субјектност се првенствено доводи у однос са очинским принципом почетка, ауторства и одговорности. Човек није беспочетан, али може бити стварни изведени почетак одговора. То није степен божанствености, него разликовање примљености способности и сопственог остварења чина.</w:t>
-      </w:r>
-    </w:p>
-    <w:p>
-      <w:r>
-        <w:rPr>
-          <w:b w:val="0"/>
-        </w:rPr>
-        <w:t>ОС се првенствено доводи у однос са синовским, логосним принципом разликовања и операције. Свет није апсолутно неразлучив хаос, а људски одговор може имати смисаону одређеност. При томе је логосна димензија шира од ОС: односи се и на одређеност саме Реалности и на структуру њеног присуства.</w:t>
-      </w:r>
-    </w:p>
-    <w:p>
-      <w:r>
-        <w:rPr>
-          <w:b w:val="0"/>
-        </w:rPr>
-        <w:t>ДИП се делимично доводи у однос са пневматолошком димензијом по структури присуства. Истина не треба само да буде исправно именована, него да постане жива и значајна за човека, да га дотакне и стекне могућност промене начина живота. Међутим, снажно присуство још не потврђује истину: страх, идол или лажна слика такође могу потпуно овладати свешћу.</w:t>
-      </w:r>
-    </w:p>
-    <w:p>
-      <w:r>
-        <w:rPr>
-          <w:b w:val="0"/>
-        </w:rPr>
-        <w:t>Сагласности су свесно несиметричне. Пневматолошка димензија прожима читаву архитектуру: отвореност, оживљавање односа према истини, исцељење, прелаз од знања ка стварном одговору. Она није ограничена на ДИП. Исто тако, субјектност није искључива област дејства Оца, а операције нису искључива област дејства Сина. Дејство Тројице је јединствено. [Исто, §§3–15.]</w:t>
-      </w:r>
-    </w:p>
-    <w:p>
-      <w:pPr>
-        <w:pStyle w:val="Heading2"/>
-      </w:pPr>
-      <w:r>
         <w:t>Благодат и стварност људског ауторства</w:t>
       </w:r>
     </w:p>
     <w:p>
       <w:r>
-        <w:t>У ХТТ благодат се разматра као хоризонт који дарује Тројични Персонални Бог, у којем постају могући слобода, човечност и сопствени човеков одговор. Ову формулацију аутор је прецизирао приликом припреме садашњег излагања. Не препознајући и не усвајајући хоризонт слободе и човечности који дарује Тројични Персонални Бог, човек ризикује да губи већ достигнуту људску (персоналну) субјектност. Основа овог појашњења налази се у „Интерпретативном услову“ ХТТ I: благодат се претпоставља као услов могућности избора у свим ставовима о избору и способности субјекта да заузме одређену позицију. Људско ауторство се стога разматра као остваривање способности деловања коју Бог дарује и исцељује. Дејство Бога не сме се мислити као конкурент људском деловању: исцељење природе значи потпунију човекову способност одговарања, а не нестанак аутора одговора. [ХТТ I, „Интерпретативни услов“; ХТТ III, „У потрази за пневматологијом“, §14.]</w:t>
+        <w:t>У ХТТ благодат се разматра као хоризонт који дарује Тројични Персонални Бог, у којем човек може да буде слободан, да буде човек у персоналном смислу и да даје сопствени одговор. Ову формулацију аутор је прецизирао приликом припреме садашњег излагања. Не препознајући и не усвајајући овај даровани хоризонт, човек ризикује да губи већ достигнуту људску (персоналну) субјектност. Основа овог појашњења налази се у „Интерпретативном услову“ ХТТ I: благодат се претпоставља као услов могућности избора у свим ставовима о избору и способности субјекта да заузме одређену позицију. Људско ауторство се стога разматра као остваривање способности деловања коју Бог дарује и исцељује. Дејство Бога не сме се мислити као конкурент људском деловању: исцељење природе значи потпунију човекову способност одговарања, а не нестанак аутора одговора. [ХТТ I, „Интерпретативни услов“; ХТТ III, „У потрази за пневматологијом“, §14.]</w:t>
       </w:r>
     </w:p>
     <w:p>
